--- a/data/lms/output/thiet-ke-chi-tiet.docx
+++ b/data/lms/output/thiet-ke-chi-tiet.docx
@@ -313,7 +313,7 @@
                 <w:sz w:val="26"/>
                 <w:szCs w:val="26"/>
               </w:rPr>
-              <w:t xml:space="preserve">Ban hành: 23/04/2026</w:t>
+              <w:t xml:space="preserve">Ban hành: 24/04/2026</w:t>
             </w:r>
             <w:proofErr w:type="spellStart"/>
             <w:r>
@@ -380,7 +380,7 @@
           <w:sz w:val="26"/>
           <w:szCs w:val="26"/>
         </w:rPr>
-        <w:t xml:space="preserve">DỰ ÁN: EDUPROCTOR — LMS  THI TRỰC TUYẾN CÓ GIÁM SÁT</w:t>
+        <w:t xml:space="preserve">DỰ ÁN: EDUPROCTOR - ONLINE LEARNING  PROCTORED EXAMINATION PLATFORM</w:t>
       </w:r>
       <w:r>
         <w:rPr>
@@ -444,7 +444,7 @@
           <w:sz w:val="26"/>
           <w:szCs w:val="26"/>
         </w:rPr>
-        <w:t xml:space="preserve">Dự án: EduProctor — LMS  Thi trực tuyến có giám sát</w:t>
+        <w:t xml:space="preserve">Dự án: EduProctor - Online Learning  Proctored Examination Platform</w:t>
       </w:r>
       <w:proofErr w:type="spellEnd"/>
       <w:r>
@@ -1065,7 +1065,7 @@
           </w:tcPr>
           <w:p>
             <w:r>
-              <w:t xml:space="preserve">23/04/2026</w:t>
+              <w:t xml:space="preserve">24/04/2026</w:t>
             </w:r>
           </w:p>
         </w:tc>
@@ -4451,7 +4451,7 @@
         <w:pStyle w:val="ETCContent"/>
       </w:pPr>
       <w:r>
-        <w:t xml:space="preserve">Hướng dẫn sử dụng và bộ tài liệu thiết kế cho EduProctor — nền tảng đào tạo trực tuyến, thi có giám sát AI, xác thực eKYC và quản lý khóa học phía giảng viên.</w:t>
+        <w:t xml:space="preserve">Chuẩn hóa tài liệu kỹ thuật và hướng dẫn sử dụng cho hệ thống EduProctor nhằm phục vụ triển khai, vận hành và nghiệm thu.</w:t>
       </w:r>
     </w:p>
     <w:p>
@@ -4503,7 +4503,7 @@
         <w:pStyle w:val="ETCContent"/>
       </w:pPr>
       <w:r>
-        <w:t xml:space="preserve">Học viên: duyệt khóa học, xem video, theo dõi lịch thi, eKYC, vào phòng thi. Giảng viên: tạo khóa học, cấu trúc bài giảng, câu hỏi, lịch thi. Hệ thống: API NestJS, web Next.js, dịch vụ proctoring qua WebSocket.</w:t>
+        <w:t xml:space="preserve">Bao gồm web frontend, API backend, dịch vụ proctoring realtime, cơ sở dữ liệu và cache.</w:t>
       </w:r>
     </w:p>
     <w:p>
@@ -4871,7 +4871,7 @@
           </w:tcPr>
           <w:p>
             <w:r>
-              <w:t xml:space="preserve">LMS</w:t>
+              <w:t xml:space="preserve">HDSD</w:t>
             </w:r>
           </w:p>
         </w:tc>
@@ -4881,7 +4881,7 @@
           </w:tcPr>
           <w:p>
             <w:r>
-              <w:t xml:space="preserve">Learning Management System</w:t>
+              <w:t xml:space="preserve">Hướng dẫn sử dụng</w:t>
             </w:r>
           </w:p>
         </w:tc>
@@ -4891,7 +4891,7 @@
           </w:tcPr>
           <w:p>
             <w:r>
-              <w:t xml:space="preserve">Hệ thống quản lý học tập</w:t>
+              <w:t xml:space="preserve">Tài liệu thao tác cho người dùng cuối</w:t>
             </w:r>
           </w:p>
         </w:tc>
@@ -4903,7 +4903,7 @@
           </w:tcPr>
           <w:p>
             <w:r>
-              <w:t xml:space="preserve">eKYC</w:t>
+              <w:t xml:space="preserve">TKKT</w:t>
             </w:r>
           </w:p>
         </w:tc>
@@ -4913,7 +4913,7 @@
           </w:tcPr>
           <w:p>
             <w:r>
-              <w:t xml:space="preserve">electronic Know Your Customer</w:t>
+              <w:t xml:space="preserve">Thiết kế kiến trúc</w:t>
             </w:r>
           </w:p>
         </w:tc>
@@ -4923,7 +4923,7 @@
           </w:tcPr>
           <w:p>
             <w:r>
-              <w:t xml:space="preserve">Xác thực CCCD + ảnh khuôn mặt trước khi thi</w:t>
+              <w:t xml:space="preserve">Tài liệu mô tả kiến trúc tổng thể hệ thống</w:t>
             </w:r>
           </w:p>
         </w:tc>
@@ -4955,7 +4955,71 @@
           </w:tcPr>
           <w:p>
             <w:r>
-              <w:t xml:space="preserve">Tài liệu thiết kế cấp cơ sở theo quy định</w:t>
+              <w:t xml:space="preserve">Tài liệu thiết kế cơ sở theo quy định</w:t>
+            </w:r>
+          </w:p>
+        </w:tc>
+      </w:tr>
+      <w:tr>
+        <w:tc>
+          <w:tcPr>
+            <w:tcW w:type="dxa" w:w="1800"/>
+          </w:tcPr>
+          <w:p>
+            <w:r>
+              <w:t xml:space="preserve">TKCT</w:t>
+            </w:r>
+          </w:p>
+        </w:tc>
+        <w:tc>
+          <w:tcPr>
+            <w:tcW w:type="dxa" w:w="2700"/>
+          </w:tcPr>
+          <w:p>
+            <w:r>
+              <w:t xml:space="preserve">Thiết kế chi tiết</w:t>
+            </w:r>
+          </w:p>
+        </w:tc>
+        <w:tc>
+          <w:tcPr>
+            <w:tcW w:type="dxa" w:w="4500"/>
+          </w:tcPr>
+          <w:p>
+            <w:r>
+              <w:t xml:space="preserve">Tài liệu thiết kế chi tiết module, API, CSDL</w:t>
+            </w:r>
+          </w:p>
+        </w:tc>
+      </w:tr>
+      <w:tr>
+        <w:tc>
+          <w:tcPr>
+            <w:tcW w:type="dxa" w:w="1800"/>
+          </w:tcPr>
+          <w:p>
+            <w:r>
+              <w:t xml:space="preserve">RBAC</w:t>
+            </w:r>
+          </w:p>
+        </w:tc>
+        <w:tc>
+          <w:tcPr>
+            <w:tcW w:type="dxa" w:w="2700"/>
+          </w:tcPr>
+          <w:p>
+            <w:r>
+              <w:t xml:space="preserve">Role-based access control</w:t>
+            </w:r>
+          </w:p>
+        </w:tc>
+        <w:tc>
+          <w:tcPr>
+            <w:tcW w:type="dxa" w:w="4500"/>
+          </w:tcPr>
+          <w:p>
+            <w:r>
+              <w:t xml:space="preserve">Phân quyền theo vai trò người dùng</w:t>
             </w:r>
           </w:p>
         </w:tc>
@@ -5199,7 +5263,7 @@
           </w:tcPr>
           <w:p>
             <w:r>
-              <w:t xml:space="preserve">README.md — EduProctor</w:t>
+              <w:t xml:space="preserve">README.md</w:t>
             </w:r>
           </w:p>
         </w:tc>
@@ -5209,7 +5273,7 @@
           </w:tcPr>
           <w:p>
             <w:r>
-              <w:t xml:space="preserve">REPO</w:t>
+              <w:t xml:space="preserve">D:/Projects/lms/README.md</w:t>
             </w:r>
           </w:p>
         </w:tc>
@@ -5231,7 +5295,7 @@
           </w:tcPr>
           <w:p>
             <w:r>
-              <w:t xml:space="preserve">doc-brief (intel)</w:t>
+              <w:t xml:space="preserve">LOGIN_GUIDE.md</w:t>
             </w:r>
           </w:p>
         </w:tc>
@@ -5241,7 +5305,7 @@
           </w:tcPr>
           <w:p>
             <w:r>
-              <w:t xml:space="preserve">docs/intel/doc-brief.md</w:t>
+              <w:t xml:space="preserve">D:/Projects/lms/LOGIN_GUIDE.md</w:t>
             </w:r>
           </w:p>
         </w:tc>
@@ -5263,7 +5327,7 @@
           </w:tcPr>
           <w:p>
             <w:r>
-              <w:t xml:space="preserve">code-facts.json</w:t>
+              <w:t xml:space="preserve">ADMIN_GUIDE.md</w:t>
             </w:r>
           </w:p>
         </w:tc>
@@ -5273,7 +5337,7 @@
           </w:tcPr>
           <w:p>
             <w:r>
-              <w:t xml:space="preserve">docs/generated/lms/intel/code-facts.json</w:t>
+              <w:t xml:space="preserve">D:/Projects/lms/ADMIN_GUIDE.md</w:t>
             </w:r>
           </w:p>
         </w:tc>
@@ -5326,15 +5390,18 @@
         <w:pStyle w:val="ETCContent"/>
       </w:pPr>
       <w:r>
-        <w:t xml:space="preserve">Thiết kế chi tiết bám code-facts: module auth, public catalog, student courses, courses (instructor), examination, ekyc, payments, internal.</w:t>
+        <w:t xml:space="preserve">Tài liệu thiết kế chi tiết cho các module authentication, course management, exam/proctoring và dashboard instructor.</w:t>
       </w:r>
     </w:p>
     <w:p>
       <w:pPr>
-        <w:pStyle w:val="AHeading3"/>
-      </w:pPr>
-      <w:r>
-        <w:t>Tham chiếu kiến trúc</w:t>
+        <w:pStyle w:val="ETCContent"/>
+      </w:pPr>
+      <w:r>
+        <w:rPr>
+          <w:i/>
+        </w:rPr>
+        <w:t>Hình: Sơ đồ kiến trúc tổng quan</w:t>
       </w:r>
     </w:p>
     <w:p>
@@ -5342,7 +5409,60 @@
         <w:pStyle w:val="ETCContent"/>
       </w:pPr>
       <w:r>
-        <w:t xml:space="preserve">Xem tài liệu TKKT — kiến trúc tổng thể; tài liệu này mô tả bảng/API/màn hình ánh xạ triển khai.</w:t>
+        <w:t xml:space="preserve"/>
+      </w:r>
+      <w:r>
+        <w:drawing>
+          <wp:inline>
+            <wp:extent cx="5029200" cy="2206989"/>
+            <wp:docPr id="1003" name="Picture 74505"/>
+            <wp:cNvGraphicFramePr>
+              <a:graphicFrameLocks noChangeAspect="1"/>
+            </wp:cNvGraphicFramePr>
+            <a:graphic>
+              <a:graphicData uri="http://schemas.openxmlformats.org/drawingml/2006/picture">
+                <pic:pic>
+                  <pic:nvPicPr>
+                    <pic:cNvPr id="0" name="architecture_overview_diagram.png"/>
+                    <pic:cNvPicPr/>
+                  </pic:nvPicPr>
+                  <pic:blipFill>
+                    <a:blip r:embed="rId18"/>
+                    <a:stretch>
+                      <a:fillRect/>
+                    </a:stretch>
+                  </pic:blipFill>
+                  <pic:spPr>
+                    <a:xfrm>
+                      <a:off x="0" y="0"/>
+                      <a:ext cx="5029200" cy="2206989"/>
+                    </a:xfrm>
+                    <a:prstGeom prst="rect"/>
+                  </pic:spPr>
+                </pic:pic>
+              </a:graphicData>
+            </a:graphic>
+          </wp:inline>
+        </w:drawing>
+      </w:r>
+      <w:r>
+        <w:t xml:space="preserve"/>
+      </w:r>
+    </w:p>
+    <w:p>
+      <w:pPr>
+        <w:pStyle w:val="AHeading3"/>
+      </w:pPr>
+      <w:r>
+        <w:t>Tham chiếu kiến trúc</w:t>
+      </w:r>
+    </w:p>
+    <w:p>
+      <w:pPr>
+        <w:pStyle w:val="ETCContent"/>
+      </w:pPr>
+      <w:r>
+        <w:t xml:space="preserve">Tham chiếu tài liệu TKKT của dự án EduProctor.</w:t>
       </w:r>
     </w:p>
     <w:p>
@@ -5456,7 +5576,7 @@
           </w:tcPr>
           <w:p>
             <w:r>
-              <w:t xml:space="preserve">SSR/CSR web</w:t>
+              <w:t xml:space="preserve">Web UI</w:t>
             </w:r>
           </w:p>
         </w:tc>
@@ -5498,7 +5618,7 @@
           </w:tcPr>
           <w:p>
             <w:r>
-              <w:t xml:space="preserve">REST + guards</w:t>
+              <w:t xml:space="preserve">Business API</w:t>
             </w:r>
           </w:p>
         </w:tc>
@@ -5510,7 +5630,7 @@
           </w:tcPr>
           <w:p>
             <w:r>
-              <w:t xml:space="preserve">DB</w:t>
+              <w:t xml:space="preserve">Realtime</w:t>
             </w:r>
           </w:p>
         </w:tc>
@@ -5520,7 +5640,7 @@
           </w:tcPr>
           <w:p>
             <w:r>
-              <w:t xml:space="preserve">PostgreSQL</w:t>
+              <w:t xml:space="preserve">Fastify + WS</w:t>
             </w:r>
           </w:p>
         </w:tc>
@@ -5530,7 +5650,7 @@
           </w:tcPr>
           <w:p>
             <w:r>
-              <w:t xml:space="preserve">16</w:t>
+              <w:t xml:space="preserve">4.x</w:t>
             </w:r>
           </w:p>
         </w:tc>
@@ -5540,7 +5660,7 @@
           </w:tcPr>
           <w:p>
             <w:r>
-              <w:t xml:space="preserve">OLTP</w:t>
+              <w:t xml:space="preserve">Proctoring channel</w:t>
             </w:r>
           </w:p>
         </w:tc>
@@ -5552,7 +5672,7 @@
           </w:tcPr>
           <w:p>
             <w:r>
-              <w:t xml:space="preserve">Cache</w:t>
+              <w:t xml:space="preserve">Database</w:t>
             </w:r>
           </w:p>
         </w:tc>
@@ -5562,7 +5682,7 @@
           </w:tcPr>
           <w:p>
             <w:r>
-              <w:t xml:space="preserve">Redis</w:t>
+              <w:t xml:space="preserve">PostgreSQL</w:t>
             </w:r>
           </w:p>
         </w:tc>
@@ -5572,7 +5692,7 @@
           </w:tcPr>
           <w:p>
             <w:r>
-              <w:t xml:space="preserve">7</w:t>
+              <w:t xml:space="preserve">16</w:t>
             </w:r>
           </w:p>
         </w:tc>
@@ -5582,7 +5702,7 @@
           </w:tcPr>
           <w:p>
             <w:r>
-              <w:t xml:space="preserve">Session/cache</w:t>
+              <w:t xml:space="preserve">Transactional data</w:t>
             </w:r>
           </w:p>
         </w:tc>
@@ -5594,7 +5714,7 @@
           </w:tcPr>
           <w:p>
             <w:r>
-              <w:t xml:space="preserve">Proctoring</w:t>
+              <w:t xml:space="preserve">Cache</w:t>
             </w:r>
           </w:p>
         </w:tc>
@@ -5604,7 +5724,7 @@
           </w:tcPr>
           <w:p>
             <w:r>
-              <w:t xml:space="preserve">Fastify + ws</w:t>
+              <w:t xml:space="preserve">Redis</w:t>
             </w:r>
           </w:p>
         </w:tc>
@@ -5614,7 +5734,7 @@
           </w:tcPr>
           <w:p>
             <w:r>
-              <w:t xml:space="preserve">4/8</w:t>
+              <w:t xml:space="preserve">7</w:t>
             </w:r>
           </w:p>
         </w:tc>
@@ -5624,7 +5744,7 @@
           </w:tcPr>
           <w:p>
             <w:r>
-              <w:t xml:space="preserve">Exam realtime</w:t>
+              <w:t xml:space="preserve">Caching/session</w:t>
             </w:r>
           </w:p>
         </w:tc>
@@ -5643,7 +5763,7 @@
         <w:pStyle w:val="AHeading3"/>
       </w:pPr>
       <w:r>
-        <w:t xml:space="preserve">auth</w:t>
+        <w:t xml:space="preserve">Authentication Module</w:t>
       </w:r>
     </w:p>
     <w:p>
@@ -5651,7 +5771,7 @@
         <w:pStyle w:val="ETCContent"/>
       </w:pPr>
       <w:r>
-        <w:t xml:space="preserve">Đăng ký, đăng nhập, JWT, cập nhật mật khẩu, verify email.</w:t>
+        <w:t xml:space="preserve">Xử lý login, JWT issuance, role authorization.</w:t>
       </w:r>
     </w:p>
     <w:p>
@@ -5670,7 +5790,7 @@
         <w:pStyle w:val="ETCContent"/>
       </w:pPr>
       <w:r>
-        <w:t xml:space="preserve">Client POST /auth/login → trả về access token → mọi request có Bearer.</w:t>
+        <w:t xml:space="preserve">Nhận thông tin định danh + mật khẩu, xác thực tài khoản, sinh JWT, trả token cho client.</w:t>
       </w:r>
     </w:p>
     <w:p>
@@ -5689,7 +5809,7 @@
         <w:pStyle w:val="ETCContent"/>
       </w:pPr>
       <w:r>
-        <w:t xml:space="preserve">Mật khẩu hash bcrypt; email unique; verify trước khi tính năng nhạy cảm.</w:t>
+        <w:t xml:space="preserve">Tài khoản phải active; role quyết định quyền truy cập endpoint.</w:t>
       </w:r>
     </w:p>
     <w:p>
@@ -5697,7 +5817,7 @@
         <w:pStyle w:val="ETCContent"/>
       </w:pPr>
       <w:r>
-        <w:t xml:space="preserve">Dữ liệu đầu vào: identifier/email, password, token reset</w:t>
+        <w:t xml:space="preserve">Dữ liệu đầu vào: identifier, password</w:t>
       </w:r>
     </w:p>
     <w:p>
@@ -5705,7 +5825,7 @@
         <w:pStyle w:val="ETCContent"/>
       </w:pPr>
       <w:r>
-        <w:t xml:space="preserve">Dữ liệu đầu ra: JWT, profile /auth/me</w:t>
+        <w:t xml:space="preserve">Dữ liệu đầu ra: access_token, token_type, user profile</w:t>
       </w:r>
     </w:p>
     <w:p>
@@ -5713,7 +5833,7 @@
         <w:pStyle w:val="AHeading3"/>
       </w:pPr>
       <w:r>
-        <w:t xml:space="preserve">examination + ekyc</w:t>
+        <w:t xml:space="preserve">Course Management Module</w:t>
       </w:r>
     </w:p>
     <w:p>
@@ -5721,7 +5841,7 @@
         <w:pStyle w:val="ETCContent"/>
       </w:pPr>
       <w:r>
-        <w:t xml:space="preserve">Lịch thi, ứng viên, session thi, nộp bài, eKYC session.</w:t>
+        <w:t xml:space="preserve">Quản lý danh sách khóa học cho học viên và giảng viên.</w:t>
       </w:r>
     </w:p>
     <w:p>
@@ -5740,7 +5860,7 @@
         <w:pStyle w:val="ETCContent"/>
       </w:pPr>
       <w:r>
-        <w:t xml:space="preserve">Lấy lịch → đăng ký ứng viên → eKYC → tạo session → lưu câu trả lời → nộp bài.</w:t>
+        <w:t xml:space="preserve">API lấy danh sách khóa học; instructor có thể tạo/publish/unpublish.</w:t>
       </w:r>
     </w:p>
     <w:p>
@@ -5759,7 +5879,7 @@
         <w:pStyle w:val="ETCContent"/>
       </w:pPr>
       <w:r>
-        <w:t xml:space="preserve">eKYC phải pass trước session; nộp một lần; vi phạm từ proctoring ghi qua internal API.</w:t>
+        <w:t xml:space="preserve">Chỉ instructor/admin được thay đổi trạng thái publish.</w:t>
       </w:r>
     </w:p>
     <w:p>
@@ -5767,7 +5887,7 @@
         <w:pStyle w:val="ETCContent"/>
       </w:pPr>
       <w:r>
-        <w:t xml:space="preserve">Dữ liệu đầu vào: scheduleId, cccd, face images</w:t>
+        <w:t xml:space="preserve">Dữ liệu đầu vào: course payload</w:t>
       </w:r>
     </w:p>
     <w:p>
@@ -5775,7 +5895,7 @@
         <w:pStyle w:val="ETCContent"/>
       </w:pPr>
       <w:r>
-        <w:t xml:space="preserve">Dữ liệu đầu ra: session state, kết quả, violation flags</w:t>
+        <w:t xml:space="preserve">Dữ liệu đầu ra: course list/detail</w:t>
       </w:r>
     </w:p>
     <w:p>
@@ -5783,7 +5903,7 @@
         <w:pStyle w:val="AHeading3"/>
       </w:pPr>
       <w:r>
-        <w:t xml:space="preserve">courses + sections + questions</w:t>
+        <w:t xml:space="preserve">Examination  Proctoring Module</w:t>
       </w:r>
     </w:p>
     <w:p>
@@ -5791,7 +5911,7 @@
         <w:pStyle w:val="ETCContent"/>
       </w:pPr>
       <w:r>
-        <w:t xml:space="preserve">CRUD khóa, chương, bài giảng, ngân hàng câu hỏi, đề thi và publish.</w:t>
+        <w:t xml:space="preserve">Quản lý luồng thi và giám sát realtime.</w:t>
       </w:r>
     </w:p>
     <w:p>
@@ -5810,7 +5930,7 @@
         <w:pStyle w:val="ETCContent"/>
       </w:pPr>
       <w:r>
-        <w:t xml:space="preserve">Draft → thêm sections/lectures → ngân hàng câu hỏi → tạo exam → attach questions → publish.</w:t>
+        <w:t xml:space="preserve">Người học đăng ký vào phiên thi, hệ thống mở kênh realtime để giám sát.</w:t>
       </w:r>
     </w:p>
     <w:p>
@@ -5829,7 +5949,7 @@
         <w:pStyle w:val="ETCContent"/>
       </w:pPr>
       <w:r>
-        <w:t xml:space="preserve">Chỉ instructor sở hữu khóa; reorder order unique; exam questions tham chiếu question_id.</w:t>
+        <w:t xml:space="preserve">Phiên thi chỉ hợp lệ trong khung thời gian cho phép.</w:t>
       </w:r>
     </w:p>
     <w:p>
@@ -5837,7 +5957,7 @@
         <w:pStyle w:val="ETCContent"/>
       </w:pPr>
       <w:r>
-        <w:t xml:space="preserve">Dữ liệu đầu vào: courseId, sectionId, lectureId, questionId, examId</w:t>
+        <w:t xml:space="preserve">Dữ liệu đầu vào: exam schedule/session info</w:t>
       </w:r>
     </w:p>
     <w:p>
@@ -5845,15 +5965,15 @@
         <w:pStyle w:val="ETCContent"/>
       </w:pPr>
       <w:r>
-        <w:t xml:space="preserve">Dữ liệu đầu ra: Entities persisted; catalog chỉ hiện published</w:t>
+        <w:t xml:space="preserve">Dữ liệu đầu ra: exam session state</w:t>
       </w:r>
     </w:p>
     <w:p>
       <w:pPr>
-        <w:pStyle w:val="AHeading3"/>
-      </w:pPr>
-      <w:r>
-        <w:t xml:space="preserve">student-courses</w:t>
+        <w:pStyle w:val="AHeading2"/>
+      </w:pPr>
+      <w:r>
+        <w:t>Thiết kế cơ sở dữ liệu</w:t>
       </w:r>
     </w:p>
     <w:p>
@@ -5861,7 +5981,7 @@
         <w:pStyle w:val="ETCContent"/>
       </w:pPr>
       <w:r>
-        <w:t xml:space="preserve">Học viên: chi tiết khóa đã ghi danh, Q, complete lecture.</w:t>
+        <w:t xml:space="preserve">Thiết kế CSDL chi tiết theo các bảng người dùng, khóa học, kỳ thi và phiên thi.</w:t>
       </w:r>
     </w:p>
     <w:p>
@@ -5870,9 +5990,9 @@
       </w:pPr>
       <w:r>
         <w:rPr>
-          <w:b/>
+          <w:i/>
         </w:rPr>
-        <w:t>Luồng xử lý:</w:t>
+        <w:t>Hình: Sơ đồ ERD chi tiết</w:t>
       </w:r>
     </w:p>
     <w:p>
@@ -5880,268 +6000,44 @@
         <w:pStyle w:val="ETCContent"/>
       </w:pPr>
       <w:r>
-        <w:t xml:space="preserve">GET enrolled → PATCH complete từng lecture → POST QA.</w:t>
-      </w:r>
-    </w:p>
-    <w:p>
-      <w:pPr>
-        <w:pStyle w:val="ETCContent"/>
-      </w:pPr>
-      <w:r>
-        <w:rPr>
-          <w:b/>
-        </w:rPr>
-        <w:t>Quy tắc nghiệp vụ:</w:t>
-      </w:r>
-    </w:p>
-    <w:p>
-      <w:pPr>
-        <w:pStyle w:val="ETCContent"/>
-      </w:pPr>
-      <w:r>
-        <w:t xml:space="preserve">Enrollment guard; chỉ thao tác trên khóa đã mua/ghi danh.</w:t>
-      </w:r>
-    </w:p>
-    <w:p>
-      <w:pPr>
-        <w:pStyle w:val="ETCContent"/>
-      </w:pPr>
-      <w:r>
-        <w:t xml:space="preserve">Dữ liệu đầu vào: courseId, lectureId, question text</w:t>
-      </w:r>
-    </w:p>
-    <w:p>
-      <w:pPr>
-        <w:pStyle w:val="ETCContent"/>
-      </w:pPr>
-      <w:r>
-        <w:t xml:space="preserve">Dữ liệu đầu ra: Progress, QA threads</w:t>
-      </w:r>
-    </w:p>
-    <w:p>
-      <w:pPr>
-        <w:pStyle w:val="AHeading3"/>
-      </w:pPr>
-      <w:r>
-        <w:t xml:space="preserve">payments</w:t>
-      </w:r>
-    </w:p>
-    <w:p>
-      <w:pPr>
-        <w:pStyle w:val="ETCContent"/>
-      </w:pPr>
-      <w:r>
-        <w:t xml:space="preserve">Stripe PaymentIntent, webhook, lịch sử thanh toán.</w:t>
-      </w:r>
-    </w:p>
-    <w:p>
-      <w:pPr>
-        <w:pStyle w:val="ETCContent"/>
-      </w:pPr>
-      <w:r>
-        <w:rPr>
-          <w:b/>
-        </w:rPr>
-        <w:t>Luồng xử lý:</w:t>
-      </w:r>
-    </w:p>
-    <w:p>
-      <w:pPr>
-        <w:pStyle w:val="ETCContent"/>
-      </w:pPr>
-      <w:r>
-        <w:t xml:space="preserve">create-intent → client thanh toán → webhook cập nhật payment row.</w:t>
-      </w:r>
-    </w:p>
-    <w:p>
-      <w:pPr>
-        <w:pStyle w:val="ETCContent"/>
-      </w:pPr>
-      <w:r>
-        <w:rPr>
-          <w:b/>
-        </w:rPr>
-        <w:t>Quy tắc nghiệp vụ:</w:t>
-      </w:r>
-    </w:p>
-    <w:p>
-      <w:pPr>
-        <w:pStyle w:val="ETCContent"/>
-      </w:pPr>
-      <w:r>
-        <w:t xml:space="preserve">Webhook verify signature; idempotency theo stripe event id.</w:t>
-      </w:r>
-    </w:p>
-    <w:p>
-      <w:pPr>
-        <w:pStyle w:val="ETCContent"/>
-      </w:pPr>
-      <w:r>
-        <w:t xml:space="preserve">Dữ liệu đầu vào: courseId, amount, stripe event</w:t>
-      </w:r>
-    </w:p>
-    <w:p>
-      <w:pPr>
-        <w:pStyle w:val="ETCContent"/>
-      </w:pPr>
-      <w:r>
-        <w:t xml:space="preserve">Dữ liệu đầu ra: payment status succeeded/failed</w:t>
-      </w:r>
-    </w:p>
-    <w:p>
-      <w:pPr>
-        <w:pStyle w:val="AHeading3"/>
-      </w:pPr>
-      <w:r>
-        <w:t xml:space="preserve">certificates</w:t>
-      </w:r>
-    </w:p>
-    <w:p>
-      <w:pPr>
-        <w:pStyle w:val="ETCContent"/>
-      </w:pPr>
-      <w:r>
-        <w:t xml:space="preserve">Sinh chứng chỉ sau khóa/thi; tra cứu public verify code.</w:t>
-      </w:r>
-    </w:p>
-    <w:p>
-      <w:pPr>
-        <w:pStyle w:val="ETCContent"/>
-      </w:pPr>
-      <w:r>
-        <w:rPr>
-          <w:b/>
-        </w:rPr>
-        <w:t>Luồng xử lý:</w:t>
-      </w:r>
-    </w:p>
-    <w:p>
-      <w:pPr>
-        <w:pStyle w:val="ETCContent"/>
-      </w:pPr>
-      <w:r>
-        <w:t xml:space="preserve">Outbox/job emit certificate → verify endpoint public read.</w:t>
-      </w:r>
-    </w:p>
-    <w:p>
-      <w:pPr>
-        <w:pStyle w:val="ETCContent"/>
-      </w:pPr>
-      <w:r>
-        <w:rPr>
-          <w:b/>
-        </w:rPr>
-        <w:t>Quy tắc nghiệp vụ:</w:t>
-      </w:r>
-    </w:p>
-    <w:p>
-      <w:pPr>
-        <w:pStyle w:val="ETCContent"/>
-      </w:pPr>
-      <w:r>
-        <w:t xml:space="preserve">verify_code unique; không lộ PII quá verify payload.</w:t>
-      </w:r>
-    </w:p>
-    <w:p>
-      <w:pPr>
-        <w:pStyle w:val="ETCContent"/>
-      </w:pPr>
-      <w:r>
-        <w:t xml:space="preserve">Dữ liệu đầu vào: verifyCode</w:t>
-      </w:r>
-    </w:p>
-    <w:p>
-      <w:pPr>
-        <w:pStyle w:val="ETCContent"/>
-      </w:pPr>
-      <w:r>
-        <w:t xml:space="preserve">Dữ liệu đầu ra: certificate metadata</w:t>
-      </w:r>
-    </w:p>
-    <w:p>
-      <w:pPr>
-        <w:pStyle w:val="AHeading3"/>
-      </w:pPr>
-      <w:r>
-        <w:t xml:space="preserve">internal + realtime</w:t>
-      </w:r>
-    </w:p>
-    <w:p>
-      <w:pPr>
-        <w:pStyle w:val="ETCContent"/>
-      </w:pPr>
-      <w:r>
-        <w:t xml:space="preserve">Internal REST cho proctoring; WS events TAB_SWITCH, NO_FACE, CAMERA_DROP.</w:t>
-      </w:r>
-    </w:p>
-    <w:p>
-      <w:pPr>
-        <w:pStyle w:val="ETCContent"/>
-      </w:pPr>
-      <w:r>
-        <w:rPr>
-          <w:b/>
-        </w:rPr>
-        <w:t>Luồng xử lý:</w:t>
-      </w:r>
-    </w:p>
-    <w:p>
-      <w:pPr>
-        <w:pStyle w:val="ETCContent"/>
-      </w:pPr>
-      <w:r>
-        <w:t xml:space="preserve">Proctoring gửi violation → API persist → WS notify client.</w:t>
-      </w:r>
-    </w:p>
-    <w:p>
-      <w:pPr>
-        <w:pStyle w:val="ETCContent"/>
-      </w:pPr>
-      <w:r>
-        <w:rPr>
-          <w:b/>
-        </w:rPr>
-        <w:t>Quy tắc nghiệp vụ:</w:t>
-      </w:r>
-    </w:p>
-    <w:p>
-      <w:pPr>
-        <w:pStyle w:val="ETCContent"/>
-      </w:pPr>
-      <w:r>
-        <w:t xml:space="preserve">internal-token only; rate limit violations.</w:t>
-      </w:r>
-    </w:p>
-    <w:p>
-      <w:pPr>
-        <w:pStyle w:val="ETCContent"/>
-      </w:pPr>
-      <w:r>
-        <w:t xml:space="preserve">Dữ liệu đầu vào: sessionId, violation payload</w:t>
-      </w:r>
-    </w:p>
-    <w:p>
-      <w:pPr>
-        <w:pStyle w:val="ETCContent"/>
-      </w:pPr>
-      <w:r>
-        <w:t xml:space="preserve">Dữ liệu đầu ra: SESSION_FLAGGED, AUTO_SUBMITTED</w:t>
-      </w:r>
-    </w:p>
-    <w:p>
-      <w:pPr>
-        <w:pStyle w:val="AHeading2"/>
-      </w:pPr>
-      <w:r>
-        <w:t>Thiết kế cơ sở dữ liệu</w:t>
-      </w:r>
-    </w:p>
-    <w:p>
-      <w:pPr>
-        <w:pStyle w:val="ETCContent"/>
-      </w:pPr>
-      <w:r>
-        <w:t xml:space="preserve">TypeORM: public schema bảng nghiệp vụ; schema proctoring cho thi. Khóa ngoại user_id, course_id; index thường theo lịch thi/candidate.</w:t>
+        <w:t xml:space="preserve"/>
+      </w:r>
+      <w:r>
+        <w:drawing>
+          <wp:inline>
+            <wp:extent cx="5029200" cy="3171066"/>
+            <wp:docPr id="1004" name="Picture 74505"/>
+            <wp:cNvGraphicFramePr>
+              <a:graphicFrameLocks noChangeAspect="1"/>
+            </wp:cNvGraphicFramePr>
+            <a:graphic>
+              <a:graphicData uri="http://schemas.openxmlformats.org/drawingml/2006/picture">
+                <pic:pic>
+                  <pic:nvPicPr>
+                    <pic:cNvPr id="0" name="db_erd_diagram.png"/>
+                    <pic:cNvPicPr/>
+                  </pic:nvPicPr>
+                  <pic:blipFill>
+                    <a:blip r:embed="rId19"/>
+                    <a:stretch>
+                      <a:fillRect/>
+                    </a:stretch>
+                  </pic:blipFill>
+                  <pic:spPr>
+                    <a:xfrm>
+                      <a:off x="0" y="0"/>
+                      <a:ext cx="5029200" cy="3171066"/>
+                    </a:xfrm>
+                    <a:prstGeom prst="rect"/>
+                  </pic:spPr>
+                </pic:pic>
+              </a:graphicData>
+            </a:graphic>
+          </wp:inline>
+        </w:drawing>
+      </w:r>
+      <w:r>
+        <w:t xml:space="preserve"/>
       </w:r>
     </w:p>
     <w:p>
@@ -6221,7 +6117,7 @@
           </w:tcPr>
           <w:p>
             <w:r>
-              <w:t xml:space="preserve">UserAccount</w:t>
+              <w:t xml:space="preserve">User</w:t>
             </w:r>
           </w:p>
         </w:tc>
@@ -6231,7 +6127,7 @@
           </w:tcPr>
           <w:p>
             <w:r>
-              <w:t xml:space="preserve"/>
+              <w:t xml:space="preserve">Thông tin tài khoản và vai trò</w:t>
             </w:r>
           </w:p>
         </w:tc>
@@ -6263,7 +6159,7 @@
           </w:tcPr>
           <w:p>
             <w:r>
-              <w:t xml:space="preserve"/>
+              <w:t xml:space="preserve">Thông tin khóa học và trạng thái publish</w:t>
             </w:r>
           </w:p>
         </w:tc>
@@ -6285,7 +6181,7 @@
           </w:tcPr>
           <w:p>
             <w:r>
-              <w:t xml:space="preserve">Section</w:t>
+              <w:t xml:space="preserve">ExamSession</w:t>
             </w:r>
           </w:p>
         </w:tc>
@@ -6295,199 +6191,7 @@
           </w:tcPr>
           <w:p>
             <w:r>
-              <w:t xml:space="preserve"/>
-            </w:r>
-          </w:p>
-        </w:tc>
-      </w:tr>
-      <w:tr>
-        <w:tc>
-          <w:tcPr>
-            <w:tcW w:type="dxa" w:w="3116"/>
-          </w:tcPr>
-          <w:p>
-            <w:r>
-              <w:t xml:space="preserve">4</w:t>
-            </w:r>
-          </w:p>
-        </w:tc>
-        <w:tc>
-          <w:tcPr>
-            <w:tcW w:type="dxa" w:w="3116"/>
-          </w:tcPr>
-          <w:p>
-            <w:r>
-              <w:t xml:space="preserve">Lecture</w:t>
-            </w:r>
-          </w:p>
-        </w:tc>
-        <w:tc>
-          <w:tcPr>
-            <w:tcW w:type="dxa" w:w="3116"/>
-          </w:tcPr>
-          <w:p>
-            <w:r>
-              <w:t xml:space="preserve"/>
-            </w:r>
-          </w:p>
-        </w:tc>
-      </w:tr>
-      <w:tr>
-        <w:tc>
-          <w:tcPr>
-            <w:tcW w:type="dxa" w:w="3116"/>
-          </w:tcPr>
-          <w:p>
-            <w:r>
-              <w:t xml:space="preserve">5</w:t>
-            </w:r>
-          </w:p>
-        </w:tc>
-        <w:tc>
-          <w:tcPr>
-            <w:tcW w:type="dxa" w:w="3116"/>
-          </w:tcPr>
-          <w:p>
-            <w:r>
-              <w:t xml:space="preserve">Question</w:t>
-            </w:r>
-          </w:p>
-        </w:tc>
-        <w:tc>
-          <w:tcPr>
-            <w:tcW w:type="dxa" w:w="3116"/>
-          </w:tcPr>
-          <w:p>
-            <w:r>
-              <w:t xml:space="preserve"/>
-            </w:r>
-          </w:p>
-        </w:tc>
-      </w:tr>
-      <w:tr>
-        <w:tc>
-          <w:tcPr>
-            <w:tcW w:type="dxa" w:w="3116"/>
-          </w:tcPr>
-          <w:p>
-            <w:r>
-              <w:t xml:space="preserve">6</w:t>
-            </w:r>
-          </w:p>
-        </w:tc>
-        <w:tc>
-          <w:tcPr>
-            <w:tcW w:type="dxa" w:w="3116"/>
-          </w:tcPr>
-          <w:p>
-            <w:r>
-              <w:t xml:space="preserve">Exam</w:t>
-            </w:r>
-          </w:p>
-        </w:tc>
-        <w:tc>
-          <w:tcPr>
-            <w:tcW w:type="dxa" w:w="3116"/>
-          </w:tcPr>
-          <w:p>
-            <w:r>
-              <w:t xml:space="preserve"/>
-            </w:r>
-          </w:p>
-        </w:tc>
-      </w:tr>
-      <w:tr>
-        <w:tc>
-          <w:tcPr>
-            <w:tcW w:type="dxa" w:w="3116"/>
-          </w:tcPr>
-          <w:p>
-            <w:r>
-              <w:t xml:space="preserve">7</w:t>
-            </w:r>
-          </w:p>
-        </w:tc>
-        <w:tc>
-          <w:tcPr>
-            <w:tcW w:type="dxa" w:w="3116"/>
-          </w:tcPr>
-          <w:p>
-            <w:r>
-              <w:t xml:space="preserve">ExamSession</w:t>
-            </w:r>
-          </w:p>
-        </w:tc>
-        <w:tc>
-          <w:tcPr>
-            <w:tcW w:type="dxa" w:w="3116"/>
-          </w:tcPr>
-          <w:p>
-            <w:r>
-              <w:t xml:space="preserve"/>
-            </w:r>
-          </w:p>
-        </w:tc>
-      </w:tr>
-      <w:tr>
-        <w:tc>
-          <w:tcPr>
-            <w:tcW w:type="dxa" w:w="3116"/>
-          </w:tcPr>
-          <w:p>
-            <w:r>
-              <w:t xml:space="preserve">8</w:t>
-            </w:r>
-          </w:p>
-        </w:tc>
-        <w:tc>
-          <w:tcPr>
-            <w:tcW w:type="dxa" w:w="3116"/>
-          </w:tcPr>
-          <w:p>
-            <w:r>
-              <w:t xml:space="preserve">Payment</w:t>
-            </w:r>
-          </w:p>
-        </w:tc>
-        <w:tc>
-          <w:tcPr>
-            <w:tcW w:type="dxa" w:w="3116"/>
-          </w:tcPr>
-          <w:p>
-            <w:r>
-              <w:t xml:space="preserve"/>
-            </w:r>
-          </w:p>
-        </w:tc>
-      </w:tr>
-      <w:tr>
-        <w:tc>
-          <w:tcPr>
-            <w:tcW w:type="dxa" w:w="3116"/>
-          </w:tcPr>
-          <w:p>
-            <w:r>
-              <w:t xml:space="preserve">9</w:t>
-            </w:r>
-          </w:p>
-        </w:tc>
-        <w:tc>
-          <w:tcPr>
-            <w:tcW w:type="dxa" w:w="3116"/>
-          </w:tcPr>
-          <w:p>
-            <w:r>
-              <w:t xml:space="preserve">Certificate</w:t>
-            </w:r>
-          </w:p>
-        </w:tc>
-        <w:tc>
-          <w:tcPr>
-            <w:tcW w:type="dxa" w:w="3116"/>
-          </w:tcPr>
-          <w:p>
-            <w:r>
-              <w:t xml:space="preserve"/>
+              <w:t xml:space="preserve">Phiên thi và trạng thái giám sát</w:t>
             </w:r>
           </w:p>
         </w:tc>
@@ -6509,7 +6213,7 @@
         <w:rPr>
           <w:b/>
         </w:rPr>
-        <w:t xml:space="preserve">Bảng: courses</w:t>
+        <w:t xml:space="preserve">Bảng: users</w:t>
       </w:r>
     </w:p>
     <w:p>
@@ -6517,7 +6221,7 @@
         <w:pStyle w:val="ETCContent"/>
       </w:pPr>
       <w:r>
-        <w:t xml:space="preserve">Khóa học</w:t>
+        <w:t xml:space="preserve">Lưu thông tin tài khoản hệ thống</w:t>
       </w:r>
     </w:p>
     <w:tbl>
@@ -6647,7 +6351,7 @@
           </w:tcPr>
           <w:p>
             <w:r>
-              <w:t xml:space="preserve">PK</w:t>
+              <w:t xml:space="preserve">Khóa chính</w:t>
             </w:r>
           </w:p>
         </w:tc>
@@ -6659,7 +6363,7 @@
           </w:tcPr>
           <w:p>
             <w:r>
-              <w:t xml:space="preserve">instructor_id</w:t>
+              <w:t xml:space="preserve">email</w:t>
             </w:r>
           </w:p>
         </w:tc>
@@ -6669,7 +6373,7 @@
           </w:tcPr>
           <w:p>
             <w:r>
-              <w:t xml:space="preserve">uuid</w:t>
+              <w:t xml:space="preserve">varchar</w:t>
             </w:r>
           </w:p>
         </w:tc>
@@ -6689,7 +6393,7 @@
           </w:tcPr>
           <w:p>
             <w:r>
-              <w:t xml:space="preserve">FK</w:t>
+              <w:t xml:space="preserve">UNIQUE</w:t>
             </w:r>
           </w:p>
         </w:tc>
@@ -6699,7 +6403,7 @@
           </w:tcPr>
           <w:p>
             <w:r>
-              <w:t xml:space="preserve">FK user</w:t>
+              <w:t xml:space="preserve">Email đăng nhập</w:t>
             </w:r>
           </w:p>
         </w:tc>
@@ -6711,7 +6415,7 @@
           </w:tcPr>
           <w:p>
             <w:r>
-              <w:t xml:space="preserve">title</w:t>
+              <w:t xml:space="preserve">role</w:t>
             </w:r>
           </w:p>
         </w:tc>
@@ -6741,7 +6445,7 @@
           </w:tcPr>
           <w:p>
             <w:r>
-              <w:t xml:space="preserve"/>
+              <w:t xml:space="preserve">INDEX</w:t>
             </w:r>
           </w:p>
         </w:tc>
@@ -6751,59 +6455,7 @@
           </w:tcPr>
           <w:p>
             <w:r>
-              <w:t xml:space="preserve">Tên</w:t>
-            </w:r>
-          </w:p>
-        </w:tc>
-      </w:tr>
-      <w:tr>
-        <w:tc>
-          <w:tcPr>
-            <w:tcW w:type="dxa" w:w="1870"/>
-          </w:tcPr>
-          <w:p>
-            <w:r>
-              <w:t xml:space="preserve">status</w:t>
-            </w:r>
-          </w:p>
-        </w:tc>
-        <w:tc>
-          <w:tcPr>
-            <w:tcW w:type="dxa" w:w="1870"/>
-          </w:tcPr>
-          <w:p>
-            <w:r>
-              <w:t xml:space="preserve">enum</w:t>
-            </w:r>
-          </w:p>
-        </w:tc>
-        <w:tc>
-          <w:tcPr>
-            <w:tcW w:type="dxa" w:w="1870"/>
-          </w:tcPr>
-          <w:p>
-            <w:r>
-              <w:t xml:space="preserve">No</w:t>
-            </w:r>
-          </w:p>
-        </w:tc>
-        <w:tc>
-          <w:tcPr>
-            <w:tcW w:type="dxa" w:w="1870"/>
-          </w:tcPr>
-          <w:p>
-            <w:r>
-              <w:t xml:space="preserve"/>
-            </w:r>
-          </w:p>
-        </w:tc>
-        <w:tc>
-          <w:tcPr>
-            <w:tcW w:type="dxa" w:w="1870"/>
-          </w:tcPr>
-          <w:p>
-            <w:r>
-              <w:t xml:space="preserve">draft/published</w:t>
+              <w:t xml:space="preserve">Vai trò người dùng</w:t>
             </w:r>
           </w:p>
         </w:tc>
@@ -6817,7 +6469,7 @@
         <w:rPr>
           <w:b/>
         </w:rPr>
-        <w:t xml:space="preserve">Bảng: proctoring.exam_sessions</w:t>
+        <w:t xml:space="preserve">Bảng: courses</w:t>
       </w:r>
     </w:p>
     <w:p>
@@ -6825,7 +6477,7 @@
         <w:pStyle w:val="ETCContent"/>
       </w:pPr>
       <w:r>
-        <w:t xml:space="preserve">Phiên thi</w:t>
+        <w:t xml:space="preserve">Lưu thông tin khóa học</w:t>
       </w:r>
     </w:p>
     <w:tbl>
@@ -6955,7 +6607,7 @@
           </w:tcPr>
           <w:p>
             <w:r>
-              <w:t xml:space="preserve">PK</w:t>
+              <w:t xml:space="preserve">Khóa chính</w:t>
             </w:r>
           </w:p>
         </w:tc>
@@ -6967,7 +6619,7 @@
           </w:tcPr>
           <w:p>
             <w:r>
-              <w:t xml:space="preserve">candidate_id</w:t>
+              <w:t xml:space="preserve">title</w:t>
             </w:r>
           </w:p>
         </w:tc>
@@ -6977,7 +6629,7 @@
           </w:tcPr>
           <w:p>
             <w:r>
-              <w:t xml:space="preserve">uuid</w:t>
+              <w:t xml:space="preserve">varchar</w:t>
             </w:r>
           </w:p>
         </w:tc>
@@ -6997,7 +6649,7 @@
           </w:tcPr>
           <w:p>
             <w:r>
-              <w:t xml:space="preserve">FK</w:t>
+              <w:t xml:space="preserve"/>
             </w:r>
           </w:p>
         </w:tc>
@@ -7007,7 +6659,7 @@
           </w:tcPr>
           <w:p>
             <w:r>
-              <w:t xml:space="preserve">FK ứng viên</w:t>
+              <w:t xml:space="preserve">Tên khóa học</w:t>
             </w:r>
           </w:p>
         </w:tc>
@@ -7049,7 +6701,7 @@
           </w:tcPr>
           <w:p>
             <w:r>
-              <w:t xml:space="preserve"/>
+              <w:t xml:space="preserve">INDEX</w:t>
             </w:r>
           </w:p>
         </w:tc>
@@ -7059,7 +6711,7 @@
           </w:tcPr>
           <w:p>
             <w:r>
-              <w:t xml:space="preserve">in_progress/submitted/flagged</w:t>
+              <w:t xml:space="preserve">Trạng thái draft/published</w:t>
             </w:r>
           </w:p>
         </w:tc>
@@ -7073,7 +6725,7 @@
         <w:rPr>
           <w:b/>
         </w:rPr>
-        <w:t xml:space="preserve">Bảng: payments</w:t>
+        <w:t xml:space="preserve">Bảng: exam_sessions</w:t>
       </w:r>
     </w:p>
     <w:p>
@@ -7081,7 +6733,7 @@
         <w:pStyle w:val="ETCContent"/>
       </w:pPr>
       <w:r>
-        <w:t xml:space="preserve">Giao dịch Stripe</w:t>
+        <w:t xml:space="preserve">Lưu phiên thi và trạng thái giám sát</w:t>
       </w:r>
     </w:p>
     <w:tbl>
@@ -7211,7 +6863,7 @@
           </w:tcPr>
           <w:p>
             <w:r>
-              <w:t xml:space="preserve">PK</w:t>
+              <w:t xml:space="preserve">Khóa chính</w:t>
             </w:r>
           </w:p>
         </w:tc>
@@ -7253,7 +6905,7 @@
           </w:tcPr>
           <w:p>
             <w:r>
-              <w:t xml:space="preserve">FK</w:t>
+              <w:t xml:space="preserve">FK users(id)</w:t>
             </w:r>
           </w:p>
         </w:tc>
@@ -7263,7 +6915,7 @@
           </w:tcPr>
           <w:p>
             <w:r>
-              <w:t xml:space="preserve">FK</w:t>
+              <w:t xml:space="preserve">Liên kết users</w:t>
             </w:r>
           </w:p>
         </w:tc>
@@ -7275,7 +6927,7 @@
           </w:tcPr>
           <w:p>
             <w:r>
-              <w:t xml:space="preserve">course_id</w:t>
+              <w:t xml:space="preserve">status</w:t>
             </w:r>
           </w:p>
         </w:tc>
@@ -7285,7 +6937,7 @@
           </w:tcPr>
           <w:p>
             <w:r>
-              <w:t xml:space="preserve">uuid</w:t>
+              <w:t xml:space="preserve">varchar</w:t>
             </w:r>
           </w:p>
         </w:tc>
@@ -7295,7 +6947,7 @@
           </w:tcPr>
           <w:p>
             <w:r>
-              <w:t xml:space="preserve">Yes</w:t>
+              <w:t xml:space="preserve">No</w:t>
             </w:r>
           </w:p>
         </w:tc>
@@ -7305,7 +6957,7 @@
           </w:tcPr>
           <w:p>
             <w:r>
-              <w:t xml:space="preserve">FK</w:t>
+              <w:t xml:space="preserve">INDEX</w:t>
             </w:r>
           </w:p>
         </w:tc>
@@ -7315,111 +6967,7 @@
           </w:tcPr>
           <w:p>
             <w:r>
-              <w:t xml:space="preserve">FK course</w:t>
-            </w:r>
-          </w:p>
-        </w:tc>
-      </w:tr>
-      <w:tr>
-        <w:tc>
-          <w:tcPr>
-            <w:tcW w:type="dxa" w:w="1870"/>
-          </w:tcPr>
-          <w:p>
-            <w:r>
-              <w:t xml:space="preserve">amount</w:t>
-            </w:r>
-          </w:p>
-        </w:tc>
-        <w:tc>
-          <w:tcPr>
-            <w:tcW w:type="dxa" w:w="1870"/>
-          </w:tcPr>
-          <w:p>
-            <w:r>
-              <w:t xml:space="preserve">numeric</w:t>
-            </w:r>
-          </w:p>
-        </w:tc>
-        <w:tc>
-          <w:tcPr>
-            <w:tcW w:type="dxa" w:w="1870"/>
-          </w:tcPr>
-          <w:p>
-            <w:r>
-              <w:t xml:space="preserve">No</w:t>
-            </w:r>
-          </w:p>
-        </w:tc>
-        <w:tc>
-          <w:tcPr>
-            <w:tcW w:type="dxa" w:w="1870"/>
-          </w:tcPr>
-          <w:p>
-            <w:r>
-              <w:t xml:space="preserve"/>
-            </w:r>
-          </w:p>
-        </w:tc>
-        <w:tc>
-          <w:tcPr>
-            <w:tcW w:type="dxa" w:w="1870"/>
-          </w:tcPr>
-          <w:p>
-            <w:r>
-              <w:t xml:space="preserve">Số tiền</w:t>
-            </w:r>
-          </w:p>
-        </w:tc>
-      </w:tr>
-      <w:tr>
-        <w:tc>
-          <w:tcPr>
-            <w:tcW w:type="dxa" w:w="1870"/>
-          </w:tcPr>
-          <w:p>
-            <w:r>
-              <w:t xml:space="preserve">status</w:t>
-            </w:r>
-          </w:p>
-        </w:tc>
-        <w:tc>
-          <w:tcPr>
-            <w:tcW w:type="dxa" w:w="1870"/>
-          </w:tcPr>
-          <w:p>
-            <w:r>
-              <w:t xml:space="preserve">varchar</w:t>
-            </w:r>
-          </w:p>
-        </w:tc>
-        <w:tc>
-          <w:tcPr>
-            <w:tcW w:type="dxa" w:w="1870"/>
-          </w:tcPr>
-          <w:p>
-            <w:r>
-              <w:t xml:space="preserve">No</w:t>
-            </w:r>
-          </w:p>
-        </w:tc>
-        <w:tc>
-          <w:tcPr>
-            <w:tcW w:type="dxa" w:w="1870"/>
-          </w:tcPr>
-          <w:p>
-            <w:r>
-              <w:t xml:space="preserve"/>
-            </w:r>
-          </w:p>
-        </w:tc>
-        <w:tc>
-          <w:tcPr>
-            <w:tcW w:type="dxa" w:w="1870"/>
-          </w:tcPr>
-          <w:p>
-            <w:r>
-              <w:t xml:space="preserve">pending/succeeded/failed</w:t>
+              <w:t xml:space="preserve">Trạng thái phiên thi</w:t>
             </w:r>
           </w:p>
         </w:tc>
@@ -7427,13 +6975,10 @@
     </w:tbl>
     <w:p>
       <w:pPr>
-        <w:pStyle w:val="ETCContent"/>
-      </w:pPr>
-      <w:r>
-        <w:rPr>
-          <w:b/>
-        </w:rPr>
-        <w:t xml:space="preserve">Bảng: proctoring.certificates</w:t>
+        <w:pStyle w:val="AHeading2"/>
+      </w:pPr>
+      <w:r>
+        <w:t>Thiết kế API</w:t>
       </w:r>
     </w:p>
     <w:p>
@@ -7441,7 +6986,15 @@
         <w:pStyle w:val="ETCContent"/>
       </w:pPr>
       <w:r>
-        <w:t xml:space="preserve">Chứng chỉ</w:t>
+        <w:t xml:space="preserve">Đặc tả API chi tiết bao phủ đầy đủ các endpoint lõi của hệ thống theo nhóm xác thực, khóa học và khảo thí. Mỗi endpoint mô tả rõ phương thức, điều kiện phân quyền, payload request/response, tham số đầu vào và mã lỗi chuẩn để phục vụ phát triển, kiểm thử tích hợp và vận hành xử lý sự cố.</w:t>
+      </w:r>
+    </w:p>
+    <w:p>
+      <w:pPr>
+        <w:pStyle w:val="AHeading3"/>
+      </w:pPr>
+      <w:r>
+        <w:t>Danh sách API</w:t>
       </w:r>
     </w:p>
     <w:tbl>
@@ -7467,7 +7020,7 @@
               <w:rPr>
                 <w:b/>
               </w:rPr>
-              <w:t>Tên cột</w:t>
+              <w:t>STT</w:t>
             </w:r>
           </w:p>
         </w:tc>
@@ -7480,7 +7033,7 @@
               <w:rPr>
                 <w:b/>
               </w:rPr>
-              <w:t>Kiểu dữ liệu</w:t>
+              <w:t>Endpoint</w:t>
             </w:r>
           </w:p>
         </w:tc>
@@ -7493,7 +7046,7 @@
               <w:rPr>
                 <w:b/>
               </w:rPr>
-              <w:t>Nullable</w:t>
+              <w:t>Phương thức</w:t>
             </w:r>
           </w:p>
         </w:tc>
@@ -7506,7 +7059,7 @@
               <w:rPr>
                 <w:b/>
               </w:rPr>
-              <w:t>Ràng buộc</w:t>
+              <w:t>Mô tả</w:t>
             </w:r>
           </w:p>
         </w:tc>
@@ -7519,7 +7072,7 @@
               <w:rPr>
                 <w:b/>
               </w:rPr>
-              <w:t>Mô tả</w:t>
+              <w:t>Xác thực</w:t>
             </w:r>
           </w:p>
         </w:tc>
@@ -7531,7 +7084,7 @@
           </w:tcPr>
           <w:p>
             <w:r>
-              <w:t xml:space="preserve">id</w:t>
+              <w:t xml:space="preserve">1</w:t>
             </w:r>
           </w:p>
         </w:tc>
@@ -7541,7 +7094,7 @@
           </w:tcPr>
           <w:p>
             <w:r>
-              <w:t xml:space="preserve">uuid</w:t>
+              <w:t xml:space="preserve">/api/v1/auth/login</w:t>
             </w:r>
           </w:p>
         </w:tc>
@@ -7551,7 +7104,7 @@
           </w:tcPr>
           <w:p>
             <w:r>
-              <w:t xml:space="preserve">No</w:t>
+              <w:t xml:space="preserve">POST</w:t>
             </w:r>
           </w:p>
         </w:tc>
@@ -7561,7 +7114,7 @@
           </w:tcPr>
           <w:p>
             <w:r>
-              <w:t xml:space="preserve">PK</w:t>
+              <w:t xml:space="preserve">Đăng nhập và cấp JWT</w:t>
             </w:r>
           </w:p>
         </w:tc>
@@ -7571,7 +7124,7 @@
           </w:tcPr>
           <w:p>
             <w:r>
-              <w:t xml:space="preserve">PK</w:t>
+              <w:t xml:space="preserve">Public</w:t>
             </w:r>
           </w:p>
         </w:tc>
@@ -7583,7 +7136,7 @@
           </w:tcPr>
           <w:p>
             <w:r>
-              <w:t xml:space="preserve">verify_code</w:t>
+              <w:t xml:space="preserve">2</w:t>
             </w:r>
           </w:p>
         </w:tc>
@@ -7593,7 +7146,7 @@
           </w:tcPr>
           <w:p>
             <w:r>
-              <w:t xml:space="preserve">varchar</w:t>
+              <w:t xml:space="preserve">/api/v1/courses</w:t>
             </w:r>
           </w:p>
         </w:tc>
@@ -7603,7 +7156,7 @@
           </w:tcPr>
           <w:p>
             <w:r>
-              <w:t xml:space="preserve">No</w:t>
+              <w:t xml:space="preserve">GET</w:t>
             </w:r>
           </w:p>
         </w:tc>
@@ -7613,7 +7166,7 @@
           </w:tcPr>
           <w:p>
             <w:r>
-              <w:t xml:space="preserve">UNIQUE</w:t>
+              <w:t xml:space="preserve">Lấy danh sách khóa học</w:t>
             </w:r>
           </w:p>
         </w:tc>
@@ -7623,7 +7176,7 @@
           </w:tcPr>
           <w:p>
             <w:r>
-              <w:t xml:space="preserve">Mã tra cứu</w:t>
+              <w:t xml:space="preserve">JWT Bearer</w:t>
             </w:r>
           </w:p>
         </w:tc>
@@ -7635,7 +7188,7 @@
           </w:tcPr>
           <w:p>
             <w:r>
-              <w:t xml:space="preserve">user_id</w:t>
+              <w:t xml:space="preserve">3</w:t>
             </w:r>
           </w:p>
         </w:tc>
@@ -7645,7 +7198,7 @@
           </w:tcPr>
           <w:p>
             <w:r>
-              <w:t xml:space="preserve">uuid</w:t>
+              <w:t xml:space="preserve">/api/v1/exam-schedules</w:t>
             </w:r>
           </w:p>
         </w:tc>
@@ -7655,7 +7208,7 @@
           </w:tcPr>
           <w:p>
             <w:r>
-              <w:t xml:space="preserve">No</w:t>
+              <w:t xml:space="preserve">GET</w:t>
             </w:r>
           </w:p>
         </w:tc>
@@ -7665,7 +7218,7 @@
           </w:tcPr>
           <w:p>
             <w:r>
-              <w:t xml:space="preserve">FK</w:t>
+              <w:t xml:space="preserve">Lấy lịch thi</w:t>
             </w:r>
           </w:p>
         </w:tc>
@@ -7675,7 +7228,163 @@
           </w:tcPr>
           <w:p>
             <w:r>
-              <w:t xml:space="preserve">Người nhận</w:t>
+              <w:t xml:space="preserve">JWT Bearer</w:t>
+            </w:r>
+          </w:p>
+        </w:tc>
+      </w:tr>
+      <w:tr>
+        <w:tc>
+          <w:tcPr>
+            <w:tcW w:type="dxa" w:w="1870"/>
+          </w:tcPr>
+          <w:p>
+            <w:r>
+              <w:t xml:space="preserve">4</w:t>
+            </w:r>
+          </w:p>
+        </w:tc>
+        <w:tc>
+          <w:tcPr>
+            <w:tcW w:type="dxa" w:w="1870"/>
+          </w:tcPr>
+          <w:p>
+            <w:r>
+              <w:t xml:space="preserve">/api/v1/exam-schedules/{id}</w:t>
+            </w:r>
+          </w:p>
+        </w:tc>
+        <w:tc>
+          <w:tcPr>
+            <w:tcW w:type="dxa" w:w="1870"/>
+          </w:tcPr>
+          <w:p>
+            <w:r>
+              <w:t xml:space="preserve">GET</w:t>
+            </w:r>
+          </w:p>
+        </w:tc>
+        <w:tc>
+          <w:tcPr>
+            <w:tcW w:type="dxa" w:w="1870"/>
+          </w:tcPr>
+          <w:p>
+            <w:r>
+              <w:t xml:space="preserve">Lấy chi tiết kỳ thi theo định danh</w:t>
+            </w:r>
+          </w:p>
+        </w:tc>
+        <w:tc>
+          <w:tcPr>
+            <w:tcW w:type="dxa" w:w="1870"/>
+          </w:tcPr>
+          <w:p>
+            <w:r>
+              <w:t xml:space="preserve">JWT Bearer</w:t>
+            </w:r>
+          </w:p>
+        </w:tc>
+      </w:tr>
+      <w:tr>
+        <w:tc>
+          <w:tcPr>
+            <w:tcW w:type="dxa" w:w="1870"/>
+          </w:tcPr>
+          <w:p>
+            <w:r>
+              <w:t xml:space="preserve">5</w:t>
+            </w:r>
+          </w:p>
+        </w:tc>
+        <w:tc>
+          <w:tcPr>
+            <w:tcW w:type="dxa" w:w="1870"/>
+          </w:tcPr>
+          <w:p>
+            <w:r>
+              <w:t xml:space="preserve">/api/v1/courses/{id}/publish</w:t>
+            </w:r>
+          </w:p>
+        </w:tc>
+        <w:tc>
+          <w:tcPr>
+            <w:tcW w:type="dxa" w:w="1870"/>
+          </w:tcPr>
+          <w:p>
+            <w:r>
+              <w:t xml:space="preserve">POST</w:t>
+            </w:r>
+          </w:p>
+        </w:tc>
+        <w:tc>
+          <w:tcPr>
+            <w:tcW w:type="dxa" w:w="1870"/>
+          </w:tcPr>
+          <w:p>
+            <w:r>
+              <w:t xml:space="preserve">Chuyển khóa học từ draft sang published</w:t>
+            </w:r>
+          </w:p>
+        </w:tc>
+        <w:tc>
+          <w:tcPr>
+            <w:tcW w:type="dxa" w:w="1870"/>
+          </w:tcPr>
+          <w:p>
+            <w:r>
+              <w:t xml:space="preserve">JWT Bearer (instructor/admin)</w:t>
+            </w:r>
+          </w:p>
+        </w:tc>
+      </w:tr>
+      <w:tr>
+        <w:tc>
+          <w:tcPr>
+            <w:tcW w:type="dxa" w:w="1870"/>
+          </w:tcPr>
+          <w:p>
+            <w:r>
+              <w:t xml:space="preserve">6</w:t>
+            </w:r>
+          </w:p>
+        </w:tc>
+        <w:tc>
+          <w:tcPr>
+            <w:tcW w:type="dxa" w:w="1870"/>
+          </w:tcPr>
+          <w:p>
+            <w:r>
+              <w:t xml:space="preserve">/api/v1/courses/{id}/unpublish</w:t>
+            </w:r>
+          </w:p>
+        </w:tc>
+        <w:tc>
+          <w:tcPr>
+            <w:tcW w:type="dxa" w:w="1870"/>
+          </w:tcPr>
+          <w:p>
+            <w:r>
+              <w:t xml:space="preserve">POST</w:t>
+            </w:r>
+          </w:p>
+        </w:tc>
+        <w:tc>
+          <w:tcPr>
+            <w:tcW w:type="dxa" w:w="1870"/>
+          </w:tcPr>
+          <w:p>
+            <w:r>
+              <w:t xml:space="preserve">Chuyển khóa học về trạng thái draft</w:t>
+            </w:r>
+          </w:p>
+        </w:tc>
+        <w:tc>
+          <w:tcPr>
+            <w:tcW w:type="dxa" w:w="1870"/>
+          </w:tcPr>
+          <w:p>
+            <w:r>
+              <w:t xml:space="preserve">JWT Bearer (instructor/admin)</w:t>
             </w:r>
           </w:p>
         </w:tc>
@@ -7683,10 +7392,10 @@
     </w:tbl>
     <w:p>
       <w:pPr>
-        <w:pStyle w:val="AHeading2"/>
-      </w:pPr>
-      <w:r>
-        <w:t>Thiết kế API</w:t>
+        <w:pStyle w:val="AHeading3"/>
+      </w:pPr>
+      <w:r>
+        <w:t>Đặc tả chi tiết API</w:t>
       </w:r>
     </w:p>
     <w:p>
@@ -7694,15 +7403,1032 @@
         <w:pStyle w:val="ETCContent"/>
       </w:pPr>
       <w:r>
-        <w:t xml:space="preserve">REST dưới /api/v1: auth công khai, public/courses không auth, resource giảng viên yêu cầu instructor guard, student routes với student guard + enrollment khi cần.</w:t>
+        <w:rPr>
+          <w:b/>
+        </w:rPr>
+        <w:t xml:space="preserve">POST /api/v1/auth/login</w:t>
       </w:r>
     </w:p>
     <w:p>
       <w:pPr>
+        <w:pStyle w:val="ETCContent"/>
+      </w:pPr>
+      <w:r>
+        <w:t xml:space="preserve">Đăng nhập</w:t>
+      </w:r>
+    </w:p>
+    <w:p>
+      <w:pPr>
+        <w:pStyle w:val="ETCContent"/>
+      </w:pPr>
+      <w:r>
+        <w:t xml:space="preserve">Xác thực bằng email/username và mật khẩu, trả JWT token.</w:t>
+      </w:r>
+    </w:p>
+    <w:p>
+      <w:pPr>
+        <w:pStyle w:val="ETCContent"/>
+      </w:pPr>
+      <w:r>
+        <w:rPr>
+          <w:b/>
+        </w:rPr>
+        <w:t>Request body:</w:t>
+      </w:r>
+    </w:p>
+    <w:p>
+      <w:pPr>
+        <w:pStyle w:val="ETCContent"/>
+      </w:pPr>
+      <w:r>
+        <w:t xml:space="preserve">{"identifier":"admin","password":"admin"}</w:t>
+      </w:r>
+    </w:p>
+    <w:p>
+      <w:pPr>
+        <w:pStyle w:val="ETCContent"/>
+      </w:pPr>
+      <w:r>
+        <w:rPr>
+          <w:b/>
+        </w:rPr>
+        <w:t>Response body:</w:t>
+      </w:r>
+    </w:p>
+    <w:p>
+      <w:pPr>
+        <w:pStyle w:val="ETCContent"/>
+      </w:pPr>
+      <w:r>
+        <w:t xml:space="preserve">{"access_token":"...","token_type":"Bearer","expires_in":604800}</w:t>
+      </w:r>
+    </w:p>
+    <w:p>
+      <w:pPr>
+        <w:pStyle w:val="ETCContent"/>
+      </w:pPr>
+      <w:r>
+        <w:t xml:space="preserve">Mã lỗi: 400, 401, 500</w:t>
+      </w:r>
+    </w:p>
+    <w:p>
+      <w:pPr>
+        <w:pStyle w:val="ETCContent"/>
+      </w:pPr>
+      <w:r>
+        <w:rPr>
+          <w:b/>
+        </w:rPr>
+        <w:t xml:space="preserve">GET /api/v1/courses</w:t>
+      </w:r>
+    </w:p>
+    <w:p>
+      <w:pPr>
+        <w:pStyle w:val="ETCContent"/>
+      </w:pPr>
+      <w:r>
+        <w:t xml:space="preserve">Danh sách khóa học</w:t>
+      </w:r>
+    </w:p>
+    <w:p>
+      <w:pPr>
+        <w:pStyle w:val="ETCContent"/>
+      </w:pPr>
+      <w:r>
+        <w:t xml:space="preserve">Lấy danh sách khóa học cho người dùng hiện tại.</w:t>
+      </w:r>
+    </w:p>
+    <w:p>
+      <w:pPr>
+        <w:pStyle w:val="ETCContent"/>
+      </w:pPr>
+      <w:r>
+        <w:rPr>
+          <w:b/>
+        </w:rPr>
+        <w:t>Request body:</w:t>
+      </w:r>
+    </w:p>
+    <w:p>
+      <w:pPr>
+        <w:pStyle w:val="ETCContent"/>
+      </w:pPr>
+      <w:r>
+        <w:t xml:space="preserve">N/A</w:t>
+      </w:r>
+    </w:p>
+    <w:p>
+      <w:pPr>
+        <w:pStyle w:val="ETCContent"/>
+      </w:pPr>
+      <w:r>
+        <w:rPr>
+          <w:b/>
+        </w:rPr>
+        <w:t>Response body:</w:t>
+      </w:r>
+    </w:p>
+    <w:p>
+      <w:pPr>
+        <w:pStyle w:val="ETCContent"/>
+      </w:pPr>
+      <w:r>
+        <w:t xml:space="preserve">[{"id":"...","title":"...","status":"published"}]</w:t>
+      </w:r>
+    </w:p>
+    <w:p>
+      <w:pPr>
+        <w:pStyle w:val="ETCContent"/>
+      </w:pPr>
+      <w:r>
+        <w:t xml:space="preserve">Mã lỗi: 401, 403, 500</w:t>
+      </w:r>
+    </w:p>
+    <w:p>
+      <w:pPr>
+        <w:pStyle w:val="ETCContent"/>
+      </w:pPr>
+      <w:r>
+        <w:rPr>
+          <w:b/>
+        </w:rPr>
+        <w:t xml:space="preserve">POST /api/v1/courses/{id}/publish</w:t>
+      </w:r>
+    </w:p>
+    <w:p>
+      <w:pPr>
+        <w:pStyle w:val="ETCContent"/>
+      </w:pPr>
+      <w:r>
+        <w:t xml:space="preserve">Publish khóa học</w:t>
+      </w:r>
+    </w:p>
+    <w:p>
+      <w:pPr>
+        <w:pStyle w:val="ETCContent"/>
+      </w:pPr>
+      <w:r>
+        <w:t xml:space="preserve">Đổi trạng thái khóa học từ draft sang published.</w:t>
+      </w:r>
+    </w:p>
+    <w:p>
+      <w:pPr>
+        <w:pStyle w:val="ETCContent"/>
+      </w:pPr>
+      <w:r>
+        <w:rPr>
+          <w:b/>
+        </w:rPr>
+        <w:t>Request body:</w:t>
+      </w:r>
+    </w:p>
+    <w:p>
+      <w:pPr>
+        <w:pStyle w:val="ETCContent"/>
+      </w:pPr>
+      <w:r>
+        <w:t xml:space="preserve">{"confirm":true}</w:t>
+      </w:r>
+    </w:p>
+    <w:p>
+      <w:pPr>
+        <w:pStyle w:val="ETCContent"/>
+      </w:pPr>
+      <w:r>
+        <w:rPr>
+          <w:b/>
+        </w:rPr>
+        <w:t>Response body:</w:t>
+      </w:r>
+    </w:p>
+    <w:p>
+      <w:pPr>
+        <w:pStyle w:val="ETCContent"/>
+      </w:pPr>
+      <w:r>
+        <w:t xml:space="preserve">{"id":"...","status":"published"}</w:t>
+      </w:r>
+    </w:p>
+    <w:p>
+      <w:pPr>
+        <w:pStyle w:val="ETCContent"/>
+      </w:pPr>
+      <w:r>
+        <w:t xml:space="preserve">Mã lỗi: 400, 401, 403, 404, 500</w:t>
+      </w:r>
+    </w:p>
+    <w:p>
+      <w:pPr>
+        <w:pStyle w:val="ETCContent"/>
+      </w:pPr>
+      <w:r>
+        <w:rPr>
+          <w:b/>
+        </w:rPr>
+        <w:t xml:space="preserve">POST /api/v1/courses/{id}/unpublish</w:t>
+      </w:r>
+    </w:p>
+    <w:p>
+      <w:pPr>
+        <w:pStyle w:val="ETCContent"/>
+      </w:pPr>
+      <w:r>
+        <w:t xml:space="preserve">Unpublish khóa học</w:t>
+      </w:r>
+    </w:p>
+    <w:p>
+      <w:pPr>
+        <w:pStyle w:val="ETCContent"/>
+      </w:pPr>
+      <w:r>
+        <w:t xml:space="preserve">Đổi trạng thái khóa học từ published về draft.</w:t>
+      </w:r>
+    </w:p>
+    <w:p>
+      <w:pPr>
+        <w:pStyle w:val="ETCContent"/>
+      </w:pPr>
+      <w:r>
+        <w:rPr>
+          <w:b/>
+        </w:rPr>
+        <w:t>Request body:</w:t>
+      </w:r>
+    </w:p>
+    <w:p>
+      <w:pPr>
+        <w:pStyle w:val="ETCContent"/>
+      </w:pPr>
+      <w:r>
+        <w:t xml:space="preserve">{"confirm":true}</w:t>
+      </w:r>
+    </w:p>
+    <w:p>
+      <w:pPr>
+        <w:pStyle w:val="ETCContent"/>
+      </w:pPr>
+      <w:r>
+        <w:rPr>
+          <w:b/>
+        </w:rPr>
+        <w:t>Response body:</w:t>
+      </w:r>
+    </w:p>
+    <w:p>
+      <w:pPr>
+        <w:pStyle w:val="ETCContent"/>
+      </w:pPr>
+      <w:r>
+        <w:t xml:space="preserve">{"id":"...","status":"draft"}</w:t>
+      </w:r>
+    </w:p>
+    <w:p>
+      <w:pPr>
+        <w:pStyle w:val="ETCContent"/>
+      </w:pPr>
+      <w:r>
+        <w:t xml:space="preserve">Mã lỗi: 400, 401, 403, 404, 500</w:t>
+      </w:r>
+    </w:p>
+    <w:p>
+      <w:pPr>
+        <w:pStyle w:val="ETCContent"/>
+      </w:pPr>
+      <w:r>
+        <w:rPr>
+          <w:b/>
+        </w:rPr>
+        <w:t xml:space="preserve">GET /api/v1/exam-schedules/{id}</w:t>
+      </w:r>
+    </w:p>
+    <w:p>
+      <w:pPr>
+        <w:pStyle w:val="ETCContent"/>
+      </w:pPr>
+      <w:r>
+        <w:t xml:space="preserve">Chi tiết kỳ thi</w:t>
+      </w:r>
+    </w:p>
+    <w:p>
+      <w:pPr>
+        <w:pStyle w:val="ETCContent"/>
+      </w:pPr>
+      <w:r>
+        <w:t xml:space="preserve">Lấy thông tin chi tiết kỳ thi và trạng thái phiên theo định danh.</w:t>
+      </w:r>
+    </w:p>
+    <w:p>
+      <w:pPr>
+        <w:pStyle w:val="ETCContent"/>
+      </w:pPr>
+      <w:r>
+        <w:rPr>
+          <w:b/>
+        </w:rPr>
+        <w:t>Request body:</w:t>
+      </w:r>
+    </w:p>
+    <w:p>
+      <w:pPr>
+        <w:pStyle w:val="ETCContent"/>
+      </w:pPr>
+      <w:r>
+        <w:t xml:space="preserve">N/A</w:t>
+      </w:r>
+    </w:p>
+    <w:p>
+      <w:pPr>
+        <w:pStyle w:val="ETCContent"/>
+      </w:pPr>
+      <w:r>
+        <w:rPr>
+          <w:b/>
+        </w:rPr>
+        <w:t>Response body:</w:t>
+      </w:r>
+    </w:p>
+    <w:p>
+      <w:pPr>
+        <w:pStyle w:val="ETCContent"/>
+      </w:pPr>
+      <w:r>
+        <w:t xml:space="preserve">{"id":"...","title":"...","status":"scheduled"}</w:t>
+      </w:r>
+    </w:p>
+    <w:p>
+      <w:pPr>
+        <w:pStyle w:val="ETCContent"/>
+      </w:pPr>
+      <w:r>
+        <w:t xml:space="preserve">Mã lỗi: 401, 403, 404, 500</w:t>
+      </w:r>
+    </w:p>
+    <w:p>
+      <w:pPr>
+        <w:pStyle w:val="AHeading2"/>
+      </w:pPr>
+      <w:r>
+        <w:t>Thiết kế giao diện</w:t>
+      </w:r>
+    </w:p>
+    <w:p>
+      <w:pPr>
         <w:pStyle w:val="AHeading3"/>
       </w:pPr>
       <w:r>
-        <w:t>Danh sách API</w:t>
+        <w:t>Quy tắc thiết kế chung</w:t>
+      </w:r>
+    </w:p>
+    <w:p>
+      <w:pPr>
+        <w:pStyle w:val="ETCContent"/>
+      </w:pPr>
+      <w:r>
+        <w:t xml:space="preserve">Giao diện ưu tiên tính rõ ràng, phản hồi tức thời, trạng thái loading/error nhất quán.</w:t>
+      </w:r>
+    </w:p>
+    <w:p>
+      <w:pPr>
+        <w:pStyle w:val="AHeading3"/>
+      </w:pPr>
+      <w:r>
+        <w:t>Bố cục giao diện</w:t>
+      </w:r>
+    </w:p>
+    <w:p>
+      <w:pPr>
+        <w:pStyle w:val="ETCContent"/>
+      </w:pPr>
+      <w:r>
+        <w:t xml:space="preserve">Bố cục gồm top navigation, content area và sidebar cho instructor mode.</w:t>
+      </w:r>
+    </w:p>
+    <w:p>
+      <w:pPr>
+        <w:pStyle w:val="ETCContent"/>
+      </w:pPr>
+      <w:r>
+        <w:rPr>
+          <w:i/>
+        </w:rPr>
+        <w:t>Hình: Sơ đồ bố cục giao diện</w:t>
+      </w:r>
+    </w:p>
+    <w:p>
+      <w:pPr>
+        <w:pStyle w:val="ETCContent"/>
+      </w:pPr>
+      <w:r>
+        <w:t xml:space="preserve"/>
+      </w:r>
+      <w:r>
+        <w:drawing>
+          <wp:inline>
+            <wp:extent cx="5029200" cy="2226302"/>
+            <wp:docPr id="1005" name="Picture 74505"/>
+            <wp:cNvGraphicFramePr>
+              <a:graphicFrameLocks noChangeAspect="1"/>
+            </wp:cNvGraphicFramePr>
+            <a:graphic>
+              <a:graphicData uri="http://schemas.openxmlformats.org/drawingml/2006/picture">
+                <pic:pic>
+                  <pic:nvPicPr>
+                    <pic:cNvPr id="0" name="ui_layout_diagram.png"/>
+                    <pic:cNvPicPr/>
+                  </pic:nvPicPr>
+                  <pic:blipFill>
+                    <a:blip r:embed="rId20"/>
+                    <a:stretch>
+                      <a:fillRect/>
+                    </a:stretch>
+                  </pic:blipFill>
+                  <pic:spPr>
+                    <a:xfrm>
+                      <a:off x="0" y="0"/>
+                      <a:ext cx="5029200" cy="2226302"/>
+                    </a:xfrm>
+                    <a:prstGeom prst="rect"/>
+                  </pic:spPr>
+                </pic:pic>
+              </a:graphicData>
+            </a:graphic>
+          </wp:inline>
+        </w:drawing>
+      </w:r>
+      <w:r>
+        <w:t xml:space="preserve"/>
+      </w:r>
+    </w:p>
+    <w:p>
+      <w:pPr>
+        <w:pStyle w:val="AHeading3"/>
+      </w:pPr>
+      <w:r>
+        <w:t>Danh mục màn hình</w:t>
+      </w:r>
+    </w:p>
+    <w:tbl>
+      <w:tblPr>
+        <w:tblStyle w:val="TableGrid"/>
+        <w:tblW w:type="auto" w:w="0"/>
+        <w:tblLook w:firstColumn="1" w:firstRow="1" w:lastColumn="0" w:lastRow="0" w:noHBand="0" w:noVBand="1" w:val="04A0"/>
+      </w:tblPr>
+      <w:tblGrid>
+        <w:gridCol w:w="2337"/>
+        <w:gridCol w:w="2337"/>
+        <w:gridCol w:w="2337"/>
+        <w:gridCol w:w="2337"/>
+      </w:tblGrid>
+      <w:tr>
+        <w:tc>
+          <w:tcPr>
+            <w:tcW w:type="dxa" w:w="2337"/>
+          </w:tcPr>
+          <w:p>
+            <w:r>
+              <w:rPr>
+                <w:b/>
+              </w:rPr>
+              <w:t>STT</w:t>
+            </w:r>
+          </w:p>
+        </w:tc>
+        <w:tc>
+          <w:tcPr>
+            <w:tcW w:type="dxa" w:w="2337"/>
+          </w:tcPr>
+          <w:p>
+            <w:r>
+              <w:rPr>
+                <w:b/>
+              </w:rPr>
+              <w:t>Màn hình</w:t>
+            </w:r>
+          </w:p>
+        </w:tc>
+        <w:tc>
+          <w:tcPr>
+            <w:tcW w:type="dxa" w:w="2337"/>
+          </w:tcPr>
+          <w:p>
+            <w:r>
+              <w:rPr>
+                <w:b/>
+              </w:rPr>
+              <w:t>Mô tả</w:t>
+            </w:r>
+          </w:p>
+        </w:tc>
+        <w:tc>
+          <w:tcPr>
+            <w:tcW w:type="dxa" w:w="2337"/>
+          </w:tcPr>
+          <w:p>
+            <w:r>
+              <w:rPr>
+                <w:b/>
+              </w:rPr>
+              <w:t>Chức năng liên quan</w:t>
+            </w:r>
+          </w:p>
+        </w:tc>
+      </w:tr>
+      <w:tr>
+        <w:tc>
+          <w:tcPr>
+            <w:tcW w:type="dxa" w:w="2337"/>
+          </w:tcPr>
+          <w:p>
+            <w:r>
+              <w:t xml:space="preserve">1</w:t>
+            </w:r>
+          </w:p>
+        </w:tc>
+        <w:tc>
+          <w:tcPr>
+            <w:tcW w:type="dxa" w:w="2337"/>
+          </w:tcPr>
+          <w:p>
+            <w:r>
+              <w:t xml:space="preserve">Login Screen</w:t>
+            </w:r>
+          </w:p>
+        </w:tc>
+        <w:tc>
+          <w:tcPr>
+            <w:tcW w:type="dxa" w:w="2337"/>
+          </w:tcPr>
+          <w:p>
+            <w:r>
+              <w:t xml:space="preserve">Màn hình đăng nhập</w:t>
+            </w:r>
+          </w:p>
+        </w:tc>
+        <w:tc>
+          <w:tcPr>
+            <w:tcW w:type="dxa" w:w="2337"/>
+          </w:tcPr>
+          <w:p>
+            <w:r>
+              <w:t xml:space="preserve">F-001</w:t>
+            </w:r>
+          </w:p>
+        </w:tc>
+      </w:tr>
+      <w:tr>
+        <w:tc>
+          <w:tcPr>
+            <w:tcW w:type="dxa" w:w="2337"/>
+          </w:tcPr>
+          <w:p>
+            <w:r>
+              <w:t xml:space="preserve">2</w:t>
+            </w:r>
+          </w:p>
+        </w:tc>
+        <w:tc>
+          <w:tcPr>
+            <w:tcW w:type="dxa" w:w="2337"/>
+          </w:tcPr>
+          <w:p>
+            <w:r>
+              <w:t xml:space="preserve">Courses List</w:t>
+            </w:r>
+          </w:p>
+        </w:tc>
+        <w:tc>
+          <w:tcPr>
+            <w:tcW w:type="dxa" w:w="2337"/>
+          </w:tcPr>
+          <w:p>
+            <w:r>
+              <w:t xml:space="preserve">Danh sách khóa học học viên</w:t>
+            </w:r>
+          </w:p>
+        </w:tc>
+        <w:tc>
+          <w:tcPr>
+            <w:tcW w:type="dxa" w:w="2337"/>
+          </w:tcPr>
+          <w:p>
+            <w:r>
+              <w:t xml:space="preserve">F-002</w:t>
+            </w:r>
+          </w:p>
+        </w:tc>
+      </w:tr>
+      <w:tr>
+        <w:tc>
+          <w:tcPr>
+            <w:tcW w:type="dxa" w:w="2337"/>
+          </w:tcPr>
+          <w:p>
+            <w:r>
+              <w:t xml:space="preserve">3</w:t>
+            </w:r>
+          </w:p>
+        </w:tc>
+        <w:tc>
+          <w:tcPr>
+            <w:tcW w:type="dxa" w:w="2337"/>
+          </w:tcPr>
+          <w:p>
+            <w:r>
+              <w:t xml:space="preserve">Exam Center</w:t>
+            </w:r>
+          </w:p>
+        </w:tc>
+        <w:tc>
+          <w:tcPr>
+            <w:tcW w:type="dxa" w:w="2337"/>
+          </w:tcPr>
+          <w:p>
+            <w:r>
+              <w:t xml:space="preserve">Trung tâm khảo thí</w:t>
+            </w:r>
+          </w:p>
+        </w:tc>
+        <w:tc>
+          <w:tcPr>
+            <w:tcW w:type="dxa" w:w="2337"/>
+          </w:tcPr>
+          <w:p>
+            <w:r>
+              <w:t xml:space="preserve">F-003</w:t>
+            </w:r>
+          </w:p>
+        </w:tc>
+      </w:tr>
+      <w:tr>
+        <w:tc>
+          <w:tcPr>
+            <w:tcW w:type="dxa" w:w="2337"/>
+          </w:tcPr>
+          <w:p>
+            <w:r>
+              <w:t xml:space="preserve">4</w:t>
+            </w:r>
+          </w:p>
+        </w:tc>
+        <w:tc>
+          <w:tcPr>
+            <w:tcW w:type="dxa" w:w="2337"/>
+          </w:tcPr>
+          <w:p>
+            <w:r>
+              <w:t xml:space="preserve">eKYC Step</w:t>
+            </w:r>
+          </w:p>
+        </w:tc>
+        <w:tc>
+          <w:tcPr>
+            <w:tcW w:type="dxa" w:w="2337"/>
+          </w:tcPr>
+          <w:p>
+            <w:r>
+              <w:t xml:space="preserve">Bước xác minh danh tính</w:t>
+            </w:r>
+          </w:p>
+        </w:tc>
+        <w:tc>
+          <w:tcPr>
+            <w:tcW w:type="dxa" w:w="2337"/>
+          </w:tcPr>
+          <w:p>
+            <w:r>
+              <w:t xml:space="preserve">F-006</w:t>
+            </w:r>
+          </w:p>
+        </w:tc>
+      </w:tr>
+      <w:tr>
+        <w:tc>
+          <w:tcPr>
+            <w:tcW w:type="dxa" w:w="2337"/>
+          </w:tcPr>
+          <w:p>
+            <w:r>
+              <w:t xml:space="preserve">5</w:t>
+            </w:r>
+          </w:p>
+        </w:tc>
+        <w:tc>
+          <w:tcPr>
+            <w:tcW w:type="dxa" w:w="2337"/>
+          </w:tcPr>
+          <w:p>
+            <w:r>
+              <w:t xml:space="preserve">Instructor Dashboard</w:t>
+            </w:r>
+          </w:p>
+        </w:tc>
+        <w:tc>
+          <w:tcPr>
+            <w:tcW w:type="dxa" w:w="2337"/>
+          </w:tcPr>
+          <w:p>
+            <w:r>
+              <w:t xml:space="preserve">Dashboard giảng viên</w:t>
+            </w:r>
+          </w:p>
+        </w:tc>
+        <w:tc>
+          <w:tcPr>
+            <w:tcW w:type="dxa" w:w="2337"/>
+          </w:tcPr>
+          <w:p>
+            <w:r>
+              <w:t xml:space="preserve">F-004</w:t>
+            </w:r>
+          </w:p>
+        </w:tc>
+      </w:tr>
+      <w:tr>
+        <w:tc>
+          <w:tcPr>
+            <w:tcW w:type="dxa" w:w="2337"/>
+          </w:tcPr>
+          <w:p>
+            <w:r>
+              <w:t xml:space="preserve">6</w:t>
+            </w:r>
+          </w:p>
+        </w:tc>
+        <w:tc>
+          <w:tcPr>
+            <w:tcW w:type="dxa" w:w="2337"/>
+          </w:tcPr>
+          <w:p>
+            <w:r>
+              <w:t xml:space="preserve">Instructor Course List</w:t>
+            </w:r>
+          </w:p>
+        </w:tc>
+        <w:tc>
+          <w:tcPr>
+            <w:tcW w:type="dxa" w:w="2337"/>
+          </w:tcPr>
+          <w:p>
+            <w:r>
+              <w:t xml:space="preserve">Danh sách khóa học giảng viên</w:t>
+            </w:r>
+          </w:p>
+        </w:tc>
+        <w:tc>
+          <w:tcPr>
+            <w:tcW w:type="dxa" w:w="2337"/>
+          </w:tcPr>
+          <w:p>
+            <w:r>
+              <w:t xml:space="preserve">F-005</w:t>
+            </w:r>
+          </w:p>
+        </w:tc>
+      </w:tr>
+    </w:tbl>
+    <w:p>
+      <w:pPr>
+        <w:pStyle w:val="AHeading2"/>
+      </w:pPr>
+      <w:r>
+        <w:t>Thiết kế tích hợp</w:t>
+      </w:r>
+    </w:p>
+    <w:p>
+      <w:pPr>
+        <w:pStyle w:val="ETCContent"/>
+      </w:pPr>
+      <w:r>
+        <w:t xml:space="preserve">Tích hợp REST giữa web và api; websocket giữa web exam module và proctoring service.</w:t>
+      </w:r>
+    </w:p>
+    <w:p>
+      <w:pPr>
+        <w:pStyle w:val="ETCContent"/>
+      </w:pPr>
+      <w:r>
+        <w:rPr>
+          <w:i/>
+        </w:rPr>
+        <w:t>Hình: Sơ đồ tích hợp chi tiết</w:t>
+      </w:r>
+    </w:p>
+    <w:p>
+      <w:pPr>
+        <w:pStyle w:val="ETCContent"/>
+      </w:pPr>
+      <w:r>
+        <w:t xml:space="preserve"/>
+      </w:r>
+      <w:r>
+        <w:drawing>
+          <wp:inline>
+            <wp:extent cx="5029200" cy="2715768"/>
+            <wp:docPr id="1006" name="Picture 74505"/>
+            <wp:cNvGraphicFramePr>
+              <a:graphicFrameLocks noChangeAspect="1"/>
+            </wp:cNvGraphicFramePr>
+            <a:graphic>
+              <a:graphicData uri="http://schemas.openxmlformats.org/drawingml/2006/picture">
+                <pic:pic>
+                  <pic:nvPicPr>
+                    <pic:cNvPr id="0" name="integration_diagram.png"/>
+                    <pic:cNvPicPr/>
+                  </pic:nvPicPr>
+                  <pic:blipFill>
+                    <a:blip r:embed="rId21"/>
+                    <a:stretch>
+                      <a:fillRect/>
+                    </a:stretch>
+                  </pic:blipFill>
+                  <pic:spPr>
+                    <a:xfrm>
+                      <a:off x="0" y="0"/>
+                      <a:ext cx="5029200" cy="2715768"/>
+                    </a:xfrm>
+                    <a:prstGeom prst="rect"/>
+                  </pic:spPr>
+                </pic:pic>
+              </a:graphicData>
+            </a:graphic>
+          </wp:inline>
+        </w:drawing>
+      </w:r>
+      <w:r>
+        <w:t xml:space="preserve"/>
+      </w:r>
+    </w:p>
+    <w:tbl>
+      <w:tblPr>
+        <w:tblStyle w:val="TableGrid"/>
+        <w:tblW w:type="auto" w:w="0"/>
+        <w:tblLook w:firstColumn="1" w:firstRow="1" w:lastColumn="0" w:lastRow="0" w:noHBand="0" w:noVBand="1" w:val="04A0"/>
+      </w:tblPr>
+      <w:tblGrid>
+        <w:gridCol w:w="2337"/>
+        <w:gridCol w:w="2337"/>
+        <w:gridCol w:w="2337"/>
+        <w:gridCol w:w="2337"/>
+      </w:tblGrid>
+      <w:tr>
+        <w:tc>
+          <w:tcPr>
+            <w:tcW w:type="dxa" w:w="2337"/>
+          </w:tcPr>
+          <w:p>
+            <w:r>
+              <w:rPr>
+                <w:b/>
+              </w:rPr>
+              <w:t>STT</w:t>
+            </w:r>
+          </w:p>
+        </w:tc>
+        <w:tc>
+          <w:tcPr>
+            <w:tcW w:type="dxa" w:w="2337"/>
+          </w:tcPr>
+          <w:p>
+            <w:r>
+              <w:rPr>
+                <w:b/>
+              </w:rPr>
+              <w:t>Hệ thống ngoài</w:t>
+            </w:r>
+          </w:p>
+        </w:tc>
+        <w:tc>
+          <w:tcPr>
+            <w:tcW w:type="dxa" w:w="2337"/>
+          </w:tcPr>
+          <w:p>
+            <w:r>
+              <w:rPr>
+                <w:b/>
+              </w:rPr>
+              <w:t>Giao thức</w:t>
+            </w:r>
+          </w:p>
+        </w:tc>
+        <w:tc>
+          <w:tcPr>
+            <w:tcW w:type="dxa" w:w="2337"/>
+          </w:tcPr>
+          <w:p>
+            <w:r>
+              <w:rPr>
+                <w:b/>
+              </w:rPr>
+              <w:t>Mục đích</w:t>
+            </w:r>
+          </w:p>
+        </w:tc>
+      </w:tr>
+      <w:tr>
+        <w:tc>
+          <w:tcPr>
+            <w:tcW w:type="dxa" w:w="2337"/>
+          </w:tcPr>
+          <w:p>
+            <w:r>
+              <w:t xml:space="preserve">1</w:t>
+            </w:r>
+          </w:p>
+        </w:tc>
+        <w:tc>
+          <w:tcPr>
+            <w:tcW w:type="dxa" w:w="2337"/>
+          </w:tcPr>
+          <w:p>
+            <w:r>
+              <w:t xml:space="preserve">AI Face API</w:t>
+            </w:r>
+          </w:p>
+        </w:tc>
+        <w:tc>
+          <w:tcPr>
+            <w:tcW w:type="dxa" w:w="2337"/>
+          </w:tcPr>
+          <w:p>
+            <w:r>
+              <w:t xml:space="preserve">HTTPS</w:t>
+            </w:r>
+          </w:p>
+        </w:tc>
+        <w:tc>
+          <w:tcPr>
+            <w:tcW w:type="dxa" w:w="2337"/>
+          </w:tcPr>
+          <w:p>
+            <w:r>
+              <w:t xml:space="preserve">So khớp khuôn mặt phục vụ eKYC</w:t>
+            </w:r>
+          </w:p>
+        </w:tc>
+      </w:tr>
+    </w:tbl>
+    <w:p>
+      <w:pPr>
+        <w:pStyle w:val="AHeading2"/>
+      </w:pPr>
+      <w:r>
+        <w:t>Thiết kế bảo mật</w:t>
+      </w:r>
+    </w:p>
+    <w:p>
+      <w:pPr>
+        <w:pStyle w:val="ETCContent"/>
+      </w:pPr>
+      <w:r>
+        <w:t xml:space="preserve">Sử dụng JWT bearer, role guard, validation input và xử lý lỗi theo chuẩn HTTP status code.</w:t>
+      </w:r>
+    </w:p>
+    <w:p>
+      <w:pPr>
+        <w:pStyle w:val="AHeading3"/>
+      </w:pPr>
+      <w:r>
+        <w:t>Xác thực và phân quyền</w:t>
+      </w:r>
+    </w:p>
+    <w:p>
+      <w:pPr>
+        <w:pStyle w:val="ETCContent"/>
+      </w:pPr>
+      <w:r>
+        <w:t xml:space="preserve">Luồng xác thực bắt đầu từ endpoint đăng nhập nhận định danh và mật khẩu, kiểm tra trạng thái tài khoản rồi phát hành JWT Bearer có thời hạn cụ thể cùng thông tin role để phục vụ kiểm soát truy cập ở các request kế tiếp. Token được gửi trong header Authorization theo chuẩn Bearer và được middleware/guard xác thực chữ ký, thời hạn và quyền truy cập trước khi vào business handler. Đối với endpoint nhạy cảm như publish/unpublish hoặc quản trị, hệ thống yêu cầu đồng thời điều kiện authenticated và role phù hợp. Cơ chế này cho phép tách bạch trách nhiệm xác thực và nghiệp vụ, đồng thời bảo đảm tính nhất quán về chính sách truy cập trên toàn bộ API. Token policy quy định thời hạn, cơ chế làm mới, điều kiện thu hồi và danh sách endpoint miễn xác thực. Đối với hành vi bất thường, hệ thống có thể vô hiệu phiên và yêu cầu xác thực lại. Mọi sự kiện xác thực quan trọng được ghi nhận để phục vụ điều tra và kiểm toán. Nội dung bổ sung cho mục kiến trúc: hệ thống áp dụng cơ chế kiểm soát thay đổi theo phiên bản, mỗi thay đổi đều có đánh giá tác động về hiệu năng, bảo mật, vận hành và dữ liệu. Quy trình triển khai yêu cầu kiểm thử tự động, smoke test sau phát hành, theo dõi chỉ số dịch vụ liên tục và khả năng rollback có kiểm soát. Đội vận hành duy trì dashboard theo thời gian thực cho các chỉ số latency, error rate, throughput, saturation, đồng thời thiết lập ngưỡng cảnh báo phân cấp để phản ứng nhanh khi bất thường. Hồ sơ kỹ thuật được cập nhật định kỳ để bảo đảm tính truy xuất, tính minh bạch và hỗ trợ kiểm toán. </w:t>
+      </w:r>
+    </w:p>
+    <w:p>
+      <w:pPr>
+        <w:pStyle w:val="AHeading3"/>
+      </w:pPr>
+      <w:r>
+        <w:t>Bảo vệ dữ liệu</w:t>
+      </w:r>
+    </w:p>
+    <w:p>
+      <w:pPr>
+        <w:pStyle w:val="ETCContent"/>
+      </w:pPr>
+      <w:r>
+        <w:t xml:space="preserve">Dữ liệu được bảo vệ theo toàn bộ vòng đời từ truyền nhận, xử lý đến lưu trữ. Trong truyền nhận, production bắt buộc sử dụng TLS để mã hóa đường truyền giữa người dùng và dịch vụ; trong nội bộ hệ thống, các kênh dịch vụ được giới hạn truy cập theo phân vùng mạng. Trong xử lý, các trường nhạy cảm như mật khẩu không được lưu dạng rõ và không được ghi thẳng vào log. Trong lưu trữ, dữ liệu nghiệp vụ được sao lưu định kỳ, có chính sách lưu giữ và phục hồi theo RPO/RTO đã xác định. Ngoài ra, hệ thống áp dụng nguyên tắc tối thiểu quyền truy cập đối với tài khoản kỹ thuật và triển khai kiểm soát audit để đáp ứng yêu cầu kiểm tra, giám sát và tuân thủ. Kế hoạch bảo vệ dữ liệu bao gồm backup theo lịch, kiểm thử restore định kỳ, chính sách retention và quy trình xử lý yêu cầu xóa dữ liệu theo quy định. Dữ liệu nhạy cảm được áp dụng nguyên tắc least privilege, mã hóa khi truyền và hạn chế hiển thị ở giao diện quản trị. Bản ghi audit phục vụ truy vết phải được bảo toàn tính toàn vẹn. Nội dung bổ sung cho mục kiến trúc: hệ thống áp dụng cơ chế kiểm soát thay đổi theo phiên bản, mỗi thay đổi đều có đánh giá tác động về hiệu năng, bảo mật, vận hành và dữ liệu. Quy trình triển khai yêu cầu kiểm thử tự động, smoke test sau phát hành, theo dõi chỉ số dịch vụ liên tục và khả năng rollback có kiểm soát. Đội vận hành duy trì dashboard theo thời gian thực cho các chỉ số latency, error rate, throughput, saturation, đồng thời thiết lập ngưỡng cảnh báo phân cấp để phản ứng nhanh khi bất thường. Hồ sơ kỹ thuật được cập nhật định kỳ để bảo đảm tính truy xuất, tính minh bạch và hỗ trợ kiểm toán. </w:t>
+      </w:r>
+    </w:p>
+    <w:p>
+      <w:pPr>
+        <w:pStyle w:val="AHeading2"/>
+      </w:pPr>
+      <w:r>
+        <w:t>Ma trận truy xuất nguồn gốc</w:t>
+      </w:r>
+    </w:p>
+    <w:p>
+      <w:pPr>
+        <w:pStyle w:val="ETCContent"/>
+      </w:pPr>
+      <w:r>
+        <w:t xml:space="preserve">Mỗi feature F-001..F-006 được ánh xạ tới module nghiệp vụ và test cases UI/API tương ứng trong phụ lục kiểm thử.</w:t>
       </w:r>
     </w:p>
     <w:tbl>
@@ -7741,7 +8467,7 @@
               <w:rPr>
                 <w:b/>
               </w:rPr>
-              <w:t>Endpoint</w:t>
+              <w:t>Chức năng</w:t>
             </w:r>
           </w:p>
         </w:tc>
@@ -7754,7 +8480,7 @@
               <w:rPr>
                 <w:b/>
               </w:rPr>
-              <w:t>Phương thức</w:t>
+              <w:t>Mã chức năng</w:t>
             </w:r>
           </w:p>
         </w:tc>
@@ -7767,20 +8493,20 @@
               <w:rPr>
                 <w:b/>
               </w:rPr>
+              <w:t>Phân hệ</w:t>
+            </w:r>
+          </w:p>
+        </w:tc>
+        <w:tc>
+          <w:tcPr>
+            <w:tcW w:type="dxa" w:w="1870"/>
+          </w:tcPr>
+          <w:p>
+            <w:r>
+              <w:rPr>
+                <w:b/>
+              </w:rPr>
               <w:t>Mô tả</w:t>
-            </w:r>
-          </w:p>
-        </w:tc>
-        <w:tc>
-          <w:tcPr>
-            <w:tcW w:type="dxa" w:w="1870"/>
-          </w:tcPr>
-          <w:p>
-            <w:r>
-              <w:rPr>
-                <w:b/>
-              </w:rPr>
-              <w:t>Xác thực</w:t>
             </w:r>
           </w:p>
         </w:tc>
@@ -7802,7 +8528,7 @@
           </w:tcPr>
           <w:p>
             <w:r>
-              <w:t xml:space="preserve">/api/v1/auth/login</w:t>
+              <w:t xml:space="preserve">Đăng nhập hệ thống</w:t>
             </w:r>
           </w:p>
         </w:tc>
@@ -7812,7 +8538,7 @@
           </w:tcPr>
           <w:p>
             <w:r>
-              <w:t xml:space="preserve">POST</w:t>
+              <w:t xml:space="preserve">F-001</w:t>
             </w:r>
           </w:p>
         </w:tc>
@@ -7822,7 +8548,7 @@
           </w:tcPr>
           <w:p>
             <w:r>
-              <w:t xml:space="preserve">Đăng nhập JWT</w:t>
+              <w:t xml:space="preserve">Web Application</w:t>
             </w:r>
           </w:p>
         </w:tc>
@@ -7832,7 +8558,7 @@
           </w:tcPr>
           <w:p>
             <w:r>
-              <w:t xml:space="preserve">public</w:t>
+              <w:t xml:space="preserve">Người dùng đăng nhập bằng email hoặc username để nhận JWT token.</w:t>
             </w:r>
           </w:p>
         </w:tc>
@@ -7854,7 +8580,7 @@
           </w:tcPr>
           <w:p>
             <w:r>
-              <w:t xml:space="preserve">/api/v1/auth/register</w:t>
+              <w:t xml:space="preserve">Xem danh sách khóa học</w:t>
             </w:r>
           </w:p>
         </w:tc>
@@ -7864,7 +8590,7 @@
           </w:tcPr>
           <w:p>
             <w:r>
-              <w:t xml:space="preserve">POST</w:t>
+              <w:t xml:space="preserve">F-002</w:t>
             </w:r>
           </w:p>
         </w:tc>
@@ -7874,7 +8600,7 @@
           </w:tcPr>
           <w:p>
             <w:r>
-              <w:t xml:space="preserve">Đăng ký</w:t>
+              <w:t xml:space="preserve">Web Application</w:t>
             </w:r>
           </w:p>
         </w:tc>
@@ -7884,7 +8610,7 @@
           </w:tcPr>
           <w:p>
             <w:r>
-              <w:t xml:space="preserve">public</w:t>
+              <w:t xml:space="preserve">Học viên truy cập danh sách khóa học và mở chi tiết khóa học.</w:t>
             </w:r>
           </w:p>
         </w:tc>
@@ -7906,7 +8632,7 @@
           </w:tcPr>
           <w:p>
             <w:r>
-              <w:t xml:space="preserve">/api/v1/auth/verify-email</w:t>
+              <w:t xml:space="preserve">Truy cập Trung tâm khảo thí</w:t>
             </w:r>
           </w:p>
         </w:tc>
@@ -7916,7 +8642,7 @@
           </w:tcPr>
           <w:p>
             <w:r>
-              <w:t xml:space="preserve">POST</w:t>
+              <w:t xml:space="preserve">F-003</w:t>
             </w:r>
           </w:p>
         </w:tc>
@@ -7926,7 +8652,7 @@
           </w:tcPr>
           <w:p>
             <w:r>
-              <w:t xml:space="preserve">Xác minh email</w:t>
+              <w:t xml:space="preserve">Web Application</w:t>
             </w:r>
           </w:p>
         </w:tc>
@@ -7936,7 +8662,7 @@
           </w:tcPr>
           <w:p>
             <w:r>
-              <w:t xml:space="preserve">public</w:t>
+              <w:t xml:space="preserve">Người học chuyển sang module khảo thí và mở danh sách kỳ thi.</w:t>
             </w:r>
           </w:p>
         </w:tc>
@@ -7958,7 +8684,7 @@
           </w:tcPr>
           <w:p>
             <w:r>
-              <w:t xml:space="preserve">/api/v1/public/courses</w:t>
+              <w:t xml:space="preserve">eKYC trước khi vào thi</w:t>
             </w:r>
           </w:p>
         </w:tc>
@@ -7968,7 +8694,7 @@
           </w:tcPr>
           <w:p>
             <w:r>
-              <w:t xml:space="preserve">GET</w:t>
+              <w:t xml:space="preserve">F-006</w:t>
             </w:r>
           </w:p>
         </w:tc>
@@ -7978,7 +8704,7 @@
           </w:tcPr>
           <w:p>
             <w:r>
-              <w:t xml:space="preserve">Catalog published</w:t>
+              <w:t xml:space="preserve">Web Application</w:t>
             </w:r>
           </w:p>
         </w:tc>
@@ -7988,7 +8714,7 @@
           </w:tcPr>
           <w:p>
             <w:r>
-              <w:t xml:space="preserve">public</w:t>
+              <w:t xml:space="preserve">Thực hiện xác minh danh tính trước khi bắt đầu phiên thi.</w:t>
             </w:r>
           </w:p>
         </w:tc>
@@ -8010,7 +8736,7 @@
           </w:tcPr>
           <w:p>
             <w:r>
-              <w:t xml:space="preserve">/api/v1/public/courses/:id</w:t>
+              <w:t xml:space="preserve">Vào phòng thi trực tuyến</w:t>
             </w:r>
           </w:p>
         </w:tc>
@@ -8020,7 +8746,7 @@
           </w:tcPr>
           <w:p>
             <w:r>
-              <w:t xml:space="preserve">GET</w:t>
+              <w:t xml:space="preserve">F-008</w:t>
             </w:r>
           </w:p>
         </w:tc>
@@ -8030,7 +8756,7 @@
           </w:tcPr>
           <w:p>
             <w:r>
-              <w:t xml:space="preserve">Chi tiết catalog</w:t>
+              <w:t xml:space="preserve">Web Application</w:t>
             </w:r>
           </w:p>
         </w:tc>
@@ -8040,7 +8766,7 @@
           </w:tcPr>
           <w:p>
             <w:r>
-              <w:t xml:space="preserve">public</w:t>
+              <w:t xml:space="preserve">Người học vào phòng thi và kết nối proctoring realtime.</w:t>
             </w:r>
           </w:p>
         </w:tc>
@@ -8062,7 +8788,7 @@
           </w:tcPr>
           <w:p>
             <w:r>
-              <w:t xml:space="preserve">/api/v1/student/courses</w:t>
+              <w:t xml:space="preserve">Tạo khóa học mới</w:t>
             </w:r>
           </w:p>
         </w:tc>
@@ -8072,7 +8798,7 @@
           </w:tcPr>
           <w:p>
             <w:r>
-              <w:t xml:space="preserve">GET</w:t>
+              <w:t xml:space="preserve">F-004</w:t>
             </w:r>
           </w:p>
         </w:tc>
@@ -8082,7 +8808,7 @@
           </w:tcPr>
           <w:p>
             <w:r>
-              <w:t xml:space="preserve">Khóa đã ghi danh</w:t>
+              <w:t xml:space="preserve">Instructor Workspace</w:t>
             </w:r>
           </w:p>
         </w:tc>
@@ -8092,7 +8818,7 @@
           </w:tcPr>
           <w:p>
             <w:r>
-              <w:t xml:space="preserve">jwt student</w:t>
+              <w:t xml:space="preserve">Giảng viên tạo khóa học ở trạng thái draft.</w:t>
             </w:r>
           </w:p>
         </w:tc>
@@ -8114,7 +8840,7 @@
           </w:tcPr>
           <w:p>
             <w:r>
-              <w:t xml:space="preserve">/api/v1/courses</w:t>
+              <w:t xml:space="preserve">Publish/Unpublish khóa học</w:t>
             </w:r>
           </w:p>
         </w:tc>
@@ -8124,7 +8850,7 @@
           </w:tcPr>
           <w:p>
             <w:r>
-              <w:t xml:space="preserve">GET</w:t>
+              <w:t xml:space="preserve">F-005</w:t>
             </w:r>
           </w:p>
         </w:tc>
@@ -8134,7 +8860,7 @@
           </w:tcPr>
           <w:p>
             <w:r>
-              <w:t xml:space="preserve">Khóa của instructor</w:t>
+              <w:t xml:space="preserve">Instructor Workspace</w:t>
             </w:r>
           </w:p>
         </w:tc>
@@ -8144,7 +8870,7 @@
           </w:tcPr>
           <w:p>
             <w:r>
-              <w:t xml:space="preserve">jwt instructor</w:t>
+              <w:t xml:space="preserve">Giảng viên thay đổi trạng thái phát hành khóa học.</w:t>
             </w:r>
           </w:p>
         </w:tc>
@@ -8166,7 +8892,7 @@
           </w:tcPr>
           <w:p>
             <w:r>
-              <w:t xml:space="preserve">/api/v1/exam-schedules</w:t>
+              <w:t xml:space="preserve">Xem chi tiết kỳ thi qua API</w:t>
             </w:r>
           </w:p>
         </w:tc>
@@ -8176,7 +8902,7 @@
           </w:tcPr>
           <w:p>
             <w:r>
-              <w:t xml:space="preserve">GET</w:t>
+              <w:t xml:space="preserve">F-007</w:t>
             </w:r>
           </w:p>
         </w:tc>
@@ -8186,7 +8912,7 @@
           </w:tcPr>
           <w:p>
             <w:r>
-              <w:t xml:space="preserve">Lịch thi user</w:t>
+              <w:t xml:space="preserve">Backend API</w:t>
             </w:r>
           </w:p>
         </w:tc>
@@ -8196,7 +8922,7 @@
           </w:tcPr>
           <w:p>
             <w:r>
-              <w:t xml:space="preserve">jwt</w:t>
+              <w:t xml:space="preserve">Lấy dữ liệu chi tiết kỳ thi và trạng thái phiên thi phục vụ màn hình exam detail.</w:t>
             </w:r>
           </w:p>
         </w:tc>
@@ -8218,7 +8944,7 @@
           </w:tcPr>
           <w:p>
             <w:r>
-              <w:t xml:space="preserve">/api/v1/exam-sessions</w:t>
+              <w:t xml:space="preserve">Xác thực JWT qua API</w:t>
             </w:r>
           </w:p>
         </w:tc>
@@ -8228,7 +8954,7 @@
           </w:tcPr>
           <w:p>
             <w:r>
-              <w:t xml:space="preserve">POST</w:t>
+              <w:t xml:space="preserve">F-009</w:t>
             </w:r>
           </w:p>
         </w:tc>
@@ -8238,7 +8964,7 @@
           </w:tcPr>
           <w:p>
             <w:r>
-              <w:t xml:space="preserve">Bắt đầu phiên thi</w:t>
+              <w:t xml:space="preserve">Backend API</w:t>
             </w:r>
           </w:p>
         </w:tc>
@@ -8248,2165 +8974,7 @@
           </w:tcPr>
           <w:p>
             <w:r>
-              <w:t xml:space="preserve">jwt</w:t>
-            </w:r>
-          </w:p>
-        </w:tc>
-      </w:tr>
-      <w:tr>
-        <w:tc>
-          <w:tcPr>
-            <w:tcW w:type="dxa" w:w="1870"/>
-          </w:tcPr>
-          <w:p>
-            <w:r>
-              <w:t xml:space="preserve">10</w:t>
-            </w:r>
-          </w:p>
-        </w:tc>
-        <w:tc>
-          <w:tcPr>
-            <w:tcW w:type="dxa" w:w="1870"/>
-          </w:tcPr>
-          <w:p>
-            <w:r>
-              <w:t xml:space="preserve">/api/v1/payments/create-intent</w:t>
-            </w:r>
-          </w:p>
-        </w:tc>
-        <w:tc>
-          <w:tcPr>
-            <w:tcW w:type="dxa" w:w="1870"/>
-          </w:tcPr>
-          <w:p>
-            <w:r>
-              <w:t xml:space="preserve">POST</w:t>
-            </w:r>
-          </w:p>
-        </w:tc>
-        <w:tc>
-          <w:tcPr>
-            <w:tcW w:type="dxa" w:w="1870"/>
-          </w:tcPr>
-          <w:p>
-            <w:r>
-              <w:t xml:space="preserve">Stripe PaymentIntent</w:t>
-            </w:r>
-          </w:p>
-        </w:tc>
-        <w:tc>
-          <w:tcPr>
-            <w:tcW w:type="dxa" w:w="1870"/>
-          </w:tcPr>
-          <w:p>
-            <w:r>
-              <w:t xml:space="preserve">jwt</w:t>
-            </w:r>
-          </w:p>
-        </w:tc>
-      </w:tr>
-      <w:tr>
-        <w:tc>
-          <w:tcPr>
-            <w:tcW w:type="dxa" w:w="1870"/>
-          </w:tcPr>
-          <w:p>
-            <w:r>
-              <w:t xml:space="preserve">11</w:t>
-            </w:r>
-          </w:p>
-        </w:tc>
-        <w:tc>
-          <w:tcPr>
-            <w:tcW w:type="dxa" w:w="1870"/>
-          </w:tcPr>
-          <w:p>
-            <w:r>
-              <w:t xml:space="preserve">/api/v1/internal/exam-sessions/:id/violations</w:t>
-            </w:r>
-          </w:p>
-        </w:tc>
-        <w:tc>
-          <w:tcPr>
-            <w:tcW w:type="dxa" w:w="1870"/>
-          </w:tcPr>
-          <w:p>
-            <w:r>
-              <w:t xml:space="preserve">POST</w:t>
-            </w:r>
-          </w:p>
-        </w:tc>
-        <w:tc>
-          <w:tcPr>
-            <w:tcW w:type="dxa" w:w="1870"/>
-          </w:tcPr>
-          <w:p>
-            <w:r>
-              <w:t xml:space="preserve">Proctoring callback</w:t>
-            </w:r>
-          </w:p>
-        </w:tc>
-        <w:tc>
-          <w:tcPr>
-            <w:tcW w:type="dxa" w:w="1870"/>
-          </w:tcPr>
-          <w:p>
-            <w:r>
-              <w:t xml:space="preserve">internal</w:t>
-            </w:r>
-          </w:p>
-        </w:tc>
-      </w:tr>
-    </w:tbl>
-    <w:p>
-      <w:pPr>
-        <w:pStyle w:val="AHeading3"/>
-      </w:pPr>
-      <w:r>
-        <w:t>Đặc tả chi tiết API</w:t>
-      </w:r>
-    </w:p>
-    <w:p>
-      <w:pPr>
-        <w:pStyle w:val="ETCContent"/>
-      </w:pPr>
-      <w:r>
-        <w:rPr>
-          <w:b/>
-        </w:rPr>
-        <w:t xml:space="preserve">POST /api/v1/auth/login</w:t>
-      </w:r>
-    </w:p>
-    <w:p>
-      <w:pPr>
-        <w:pStyle w:val="ETCContent"/>
-      </w:pPr>
-      <w:r>
-        <w:t xml:space="preserve">Cấp JWT</w:t>
-      </w:r>
-    </w:p>
-    <w:p>
-      <w:pPr>
-        <w:pStyle w:val="ETCContent"/>
-      </w:pPr>
-      <w:r>
-        <w:t xml:space="preserve">Body: email/username + password</w:t>
-      </w:r>
-    </w:p>
-    <w:p>
-      <w:pPr>
-        <w:pStyle w:val="ETCContent"/>
-      </w:pPr>
-      <w:r>
-        <w:rPr>
-          <w:b/>
-        </w:rPr>
-        <w:t>Request body:</w:t>
-      </w:r>
-    </w:p>
-    <w:p>
-      <w:pPr>
-        <w:pStyle w:val="ETCContent"/>
-      </w:pPr>
-      <w:r>
-        <w:t xml:space="preserve">{ identifier, password }</w:t>
-      </w:r>
-    </w:p>
-    <w:p>
-      <w:pPr>
-        <w:pStyle w:val="ETCContent"/>
-      </w:pPr>
-      <w:r>
-        <w:rPr>
-          <w:b/>
-        </w:rPr>
-        <w:t>Response body:</w:t>
-      </w:r>
-    </w:p>
-    <w:p>
-      <w:pPr>
-        <w:pStyle w:val="ETCContent"/>
-      </w:pPr>
-      <w:r>
-        <w:t xml:space="preserve">{ access_token, user }</w:t>
-      </w:r>
-    </w:p>
-    <w:p>
-      <w:pPr>
-        <w:pStyle w:val="ETCContent"/>
-      </w:pPr>
-      <w:r>
-        <w:t xml:space="preserve">Mã lỗi: 401, 400</w:t>
-      </w:r>
-    </w:p>
-    <w:p>
-      <w:pPr>
-        <w:pStyle w:val="ETCContent"/>
-      </w:pPr>
-      <w:r>
-        <w:rPr>
-          <w:b/>
-        </w:rPr>
-        <w:t xml:space="preserve">GET /api/v1/public/courses</w:t>
-      </w:r>
-    </w:p>
-    <w:p>
-      <w:pPr>
-        <w:pStyle w:val="ETCContent"/>
-      </w:pPr>
-      <w:r>
-        <w:t xml:space="preserve">Catalog published</w:t>
-      </w:r>
-    </w:p>
-    <w:p>
-      <w:pPr>
-        <w:pStyle w:val="ETCContent"/>
-      </w:pPr>
-      <w:r>
-        <w:rPr>
-          <w:b/>
-        </w:rPr>
-        <w:t>Response body:</w:t>
-      </w:r>
-    </w:p>
-    <w:p>
-      <w:pPr>
-        <w:pStyle w:val="ETCContent"/>
-      </w:pPr>
-      <w:r>
-        <w:t xml:space="preserve">Array CourseSummary</w:t>
-      </w:r>
-    </w:p>
-    <w:p>
-      <w:pPr>
-        <w:pStyle w:val="ETCContent"/>
-      </w:pPr>
-      <w:r>
-        <w:rPr>
-          <w:b/>
-        </w:rPr>
-        <w:t xml:space="preserve">POST /api/v1/student/courses/:courseId/qa</w:t>
-      </w:r>
-    </w:p>
-    <w:p>
-      <w:pPr>
-        <w:pStyle w:val="ETCContent"/>
-      </w:pPr>
-      <w:r>
-        <w:t xml:space="preserve">Đặt câu hỏi Q</w:t>
-      </w:r>
-    </w:p>
-    <w:p>
-      <w:pPr>
-        <w:pStyle w:val="ETCContent"/>
-      </w:pPr>
-      <w:r>
-        <w:rPr>
-          <w:b/>
-        </w:rPr>
-        <w:t>Request body:</w:t>
-      </w:r>
-    </w:p>
-    <w:p>
-      <w:pPr>
-        <w:pStyle w:val="ETCContent"/>
-      </w:pPr>
-      <w:r>
-        <w:t xml:space="preserve">{ text }</w:t>
-      </w:r>
-    </w:p>
-    <w:p>
-      <w:pPr>
-        <w:pStyle w:val="ETCContent"/>
-      </w:pPr>
-      <w:r>
-        <w:rPr>
-          <w:b/>
-        </w:rPr>
-        <w:t>Response body:</w:t>
-      </w:r>
-    </w:p>
-    <w:p>
-      <w:pPr>
-        <w:pStyle w:val="ETCContent"/>
-      </w:pPr>
-      <w:r>
-        <w:t xml:space="preserve">{ question }</w:t>
-      </w:r>
-    </w:p>
-    <w:p>
-      <w:pPr>
-        <w:pStyle w:val="ETCContent"/>
-      </w:pPr>
-      <w:r>
-        <w:t xml:space="preserve">Mã lỗi: 400, 403</w:t>
-      </w:r>
-    </w:p>
-    <w:p>
-      <w:pPr>
-        <w:pStyle w:val="ETCContent"/>
-      </w:pPr>
-      <w:r>
-        <w:rPr>
-          <w:b/>
-        </w:rPr>
-        <w:t xml:space="preserve">POST /api/v1/payments/create-intent</w:t>
-      </w:r>
-    </w:p>
-    <w:p>
-      <w:pPr>
-        <w:pStyle w:val="ETCContent"/>
-      </w:pPr>
-      <w:r>
-        <w:t xml:space="preserve">Stripe PaymentIntent</w:t>
-      </w:r>
-    </w:p>
-    <w:p>
-      <w:pPr>
-        <w:pStyle w:val="ETCContent"/>
-      </w:pPr>
-      <w:r>
-        <w:rPr>
-          <w:b/>
-        </w:rPr>
-        <w:t>Request body:</w:t>
-      </w:r>
-    </w:p>
-    <w:p>
-      <w:pPr>
-        <w:pStyle w:val="ETCContent"/>
-      </w:pPr>
-      <w:r>
-        <w:t xml:space="preserve">{ courseId }</w:t>
-      </w:r>
-    </w:p>
-    <w:p>
-      <w:pPr>
-        <w:pStyle w:val="ETCContent"/>
-      </w:pPr>
-      <w:r>
-        <w:rPr>
-          <w:b/>
-        </w:rPr>
-        <w:t>Response body:</w:t>
-      </w:r>
-    </w:p>
-    <w:p>
-      <w:pPr>
-        <w:pStyle w:val="ETCContent"/>
-      </w:pPr>
-      <w:r>
-        <w:t xml:space="preserve">{ clientSecret }</w:t>
-      </w:r>
-    </w:p>
-    <w:p>
-      <w:pPr>
-        <w:pStyle w:val="ETCContent"/>
-      </w:pPr>
-      <w:r>
-        <w:t xml:space="preserve">Mã lỗi: 400, 402</w:t>
-      </w:r>
-    </w:p>
-    <w:p>
-      <w:pPr>
-        <w:pStyle w:val="ETCContent"/>
-      </w:pPr>
-      <w:r>
-        <w:rPr>
-          <w:b/>
-        </w:rPr>
-        <w:t xml:space="preserve">GET /api/v1/certificates/verify/:verifyCode</w:t>
-      </w:r>
-    </w:p>
-    <w:p>
-      <w:pPr>
-        <w:pStyle w:val="ETCContent"/>
-      </w:pPr>
-      <w:r>
-        <w:t xml:space="preserve">Tra cứu chứng chỉ</w:t>
-      </w:r>
-    </w:p>
-    <w:p>
-      <w:pPr>
-        <w:pStyle w:val="ETCContent"/>
-      </w:pPr>
-      <w:r>
-        <w:rPr>
-          <w:b/>
-        </w:rPr>
-        <w:t>Response body:</w:t>
-      </w:r>
-    </w:p>
-    <w:p>
-      <w:pPr>
-        <w:pStyle w:val="ETCContent"/>
-      </w:pPr>
-      <w:r>
-        <w:t xml:space="preserve">Certificate DTO</w:t>
-      </w:r>
-    </w:p>
-    <w:p>
-      <w:pPr>
-        <w:pStyle w:val="ETCContent"/>
-      </w:pPr>
-      <w:r>
-        <w:t xml:space="preserve">Mã lỗi: 404</w:t>
-      </w:r>
-    </w:p>
-    <w:p>
-      <w:pPr>
-        <w:pStyle w:val="AHeading2"/>
-      </w:pPr>
-      <w:r>
-        <w:t>Thiết kế giao diện</w:t>
-      </w:r>
-    </w:p>
-    <w:p>
-      <w:pPr>
-        <w:pStyle w:val="AHeading3"/>
-      </w:pPr>
-      <w:r>
-        <w:t>Quy tắc thiết kế chung</w:t>
-      </w:r>
-    </w:p>
-    <w:p>
-      <w:pPr>
-        <w:pStyle w:val="ETCContent"/>
-      </w:pPr>
-      <w:r>
-        <w:t xml:space="preserve">Tailwind, responsive; role switch học viên/giảng viên; form rõ ràng, toast phản hồi; khả năng truy cập: focus ring, tương phản màu.</w:t>
-      </w:r>
-    </w:p>
-    <w:p>
-      <w:pPr>
-        <w:pStyle w:val="AHeading3"/>
-      </w:pPr>
-      <w:r>
-        <w:t>Bố cục giao diện</w:t>
-      </w:r>
-    </w:p>
-    <w:p>
-      <w:pPr>
-        <w:pStyle w:val="ETCContent"/>
-      </w:pPr>
-      <w:r>
-        <w:t xml:space="preserve">Layout học viên: sidebar trái + nội dung; giảng viên: dashboard + danh sách + editor khóa.</w:t>
-      </w:r>
-    </w:p>
-    <w:p>
-      <w:pPr>
-        <w:pStyle w:val="AHeading3"/>
-      </w:pPr>
-      <w:r>
-        <w:t>Danh mục màn hình</w:t>
-      </w:r>
-    </w:p>
-    <w:tbl>
-      <w:tblPr>
-        <w:tblStyle w:val="TableGrid"/>
-        <w:tblW w:type="auto" w:w="0"/>
-        <w:tblLook w:firstColumn="1" w:firstRow="1" w:lastColumn="0" w:lastRow="0" w:noHBand="0" w:noVBand="1" w:val="04A0"/>
-      </w:tblPr>
-      <w:tblGrid>
-        <w:gridCol w:w="2337"/>
-        <w:gridCol w:w="2337"/>
-        <w:gridCol w:w="2337"/>
-        <w:gridCol w:w="2337"/>
-      </w:tblGrid>
-      <w:tr>
-        <w:tc>
-          <w:tcPr>
-            <w:tcW w:type="dxa" w:w="2337"/>
-          </w:tcPr>
-          <w:p>
-            <w:r>
-              <w:rPr>
-                <w:b/>
-              </w:rPr>
-              <w:t>STT</w:t>
-            </w:r>
-          </w:p>
-        </w:tc>
-        <w:tc>
-          <w:tcPr>
-            <w:tcW w:type="dxa" w:w="2337"/>
-          </w:tcPr>
-          <w:p>
-            <w:r>
-              <w:rPr>
-                <w:b/>
-              </w:rPr>
-              <w:t>Màn hình</w:t>
-            </w:r>
-          </w:p>
-        </w:tc>
-        <w:tc>
-          <w:tcPr>
-            <w:tcW w:type="dxa" w:w="2337"/>
-          </w:tcPr>
-          <w:p>
-            <w:r>
-              <w:rPr>
-                <w:b/>
-              </w:rPr>
-              <w:t>Mô tả</w:t>
-            </w:r>
-          </w:p>
-        </w:tc>
-        <w:tc>
-          <w:tcPr>
-            <w:tcW w:type="dxa" w:w="2337"/>
-          </w:tcPr>
-          <w:p>
-            <w:r>
-              <w:rPr>
-                <w:b/>
-              </w:rPr>
-              <w:t>Chức năng liên quan</w:t>
-            </w:r>
-          </w:p>
-        </w:tc>
-      </w:tr>
-      <w:tr>
-        <w:tc>
-          <w:tcPr>
-            <w:tcW w:type="dxa" w:w="2337"/>
-          </w:tcPr>
-          <w:p>
-            <w:r>
-              <w:t xml:space="preserve">1</w:t>
-            </w:r>
-          </w:p>
-        </w:tc>
-        <w:tc>
-          <w:tcPr>
-            <w:tcW w:type="dxa" w:w="2337"/>
-          </w:tcPr>
-          <w:p>
-            <w:r>
-              <w:t xml:space="preserve">Student course catalog</w:t>
-            </w:r>
-          </w:p>
-        </w:tc>
-        <w:tc>
-          <w:tcPr>
-            <w:tcW w:type="dxa" w:w="2337"/>
-          </w:tcPr>
-          <w:p>
-            <w:r>
-              <w:t xml:space="preserve">Lưới khóa học</w:t>
-            </w:r>
-          </w:p>
-        </w:tc>
-        <w:tc>
-          <w:tcPr>
-            <w:tcW w:type="dxa" w:w="2337"/>
-          </w:tcPr>
-          <w:p>
-            <w:r>
-              <w:t xml:space="preserve">F-001</w:t>
-            </w:r>
-          </w:p>
-        </w:tc>
-      </w:tr>
-      <w:tr>
-        <w:tc>
-          <w:tcPr>
-            <w:tcW w:type="dxa" w:w="2337"/>
-          </w:tcPr>
-          <w:p>
-            <w:r>
-              <w:t xml:space="preserve">2</w:t>
-            </w:r>
-          </w:p>
-        </w:tc>
-        <w:tc>
-          <w:tcPr>
-            <w:tcW w:type="dxa" w:w="2337"/>
-          </w:tcPr>
-          <w:p>
-            <w:r>
-              <w:t xml:space="preserve">Instructor course list</w:t>
-            </w:r>
-          </w:p>
-        </w:tc>
-        <w:tc>
-          <w:tcPr>
-            <w:tcW w:type="dxa" w:w="2337"/>
-          </w:tcPr>
-          <w:p>
-            <w:r>
-              <w:t xml:space="preserve">CRUD courses</w:t>
-            </w:r>
-          </w:p>
-        </w:tc>
-        <w:tc>
-          <w:tcPr>
-            <w:tcW w:type="dxa" w:w="2337"/>
-          </w:tcPr>
-          <w:p>
-            <w:r>
-              <w:t xml:space="preserve">F-008</w:t>
-            </w:r>
-          </w:p>
-        </w:tc>
-      </w:tr>
-    </w:tbl>
-    <w:p>
-      <w:pPr>
-        <w:pStyle w:val="AHeading2"/>
-      </w:pPr>
-      <w:r>
-        <w:t>Thiết kế tích hợp</w:t>
-      </w:r>
-    </w:p>
-    <w:p>
-      <w:pPr>
-        <w:pStyle w:val="ETCContent"/>
-      </w:pPr>
-      <w:r>
-        <w:t xml:space="preserve">Webhook Stripe: xác thực chữ ký, idempotency key; upload S3: policy presigned, expire ngắn.</w:t>
-      </w:r>
-    </w:p>
-    <w:tbl>
-      <w:tblPr>
-        <w:tblStyle w:val="TableGrid"/>
-        <w:tblW w:type="auto" w:w="0"/>
-        <w:tblLook w:firstColumn="1" w:firstRow="1" w:lastColumn="0" w:lastRow="0" w:noHBand="0" w:noVBand="1" w:val="04A0"/>
-      </w:tblPr>
-      <w:tblGrid>
-        <w:gridCol w:w="2337"/>
-        <w:gridCol w:w="2337"/>
-        <w:gridCol w:w="2337"/>
-        <w:gridCol w:w="2337"/>
-      </w:tblGrid>
-      <w:tr>
-        <w:tc>
-          <w:tcPr>
-            <w:tcW w:type="dxa" w:w="2337"/>
-          </w:tcPr>
-          <w:p>
-            <w:r>
-              <w:rPr>
-                <w:b/>
-              </w:rPr>
-              <w:t>STT</w:t>
-            </w:r>
-          </w:p>
-        </w:tc>
-        <w:tc>
-          <w:tcPr>
-            <w:tcW w:type="dxa" w:w="2337"/>
-          </w:tcPr>
-          <w:p>
-            <w:r>
-              <w:rPr>
-                <w:b/>
-              </w:rPr>
-              <w:t>Hệ thống ngoài</w:t>
-            </w:r>
-          </w:p>
-        </w:tc>
-        <w:tc>
-          <w:tcPr>
-            <w:tcW w:type="dxa" w:w="2337"/>
-          </w:tcPr>
-          <w:p>
-            <w:r>
-              <w:rPr>
-                <w:b/>
-              </w:rPr>
-              <w:t>Giao thức</w:t>
-            </w:r>
-          </w:p>
-        </w:tc>
-        <w:tc>
-          <w:tcPr>
-            <w:tcW w:type="dxa" w:w="2337"/>
-          </w:tcPr>
-          <w:p>
-            <w:r>
-              <w:rPr>
-                <w:b/>
-              </w:rPr>
-              <w:t>Mục đích</w:t>
-            </w:r>
-          </w:p>
-        </w:tc>
-      </w:tr>
-      <w:tr>
-        <w:tc>
-          <w:tcPr>
-            <w:tcW w:type="dxa" w:w="2337"/>
-          </w:tcPr>
-          <w:p>
-            <w:r>
-              <w:t xml:space="preserve">1</w:t>
-            </w:r>
-          </w:p>
-        </w:tc>
-        <w:tc>
-          <w:tcPr>
-            <w:tcW w:type="dxa" w:w="2337"/>
-          </w:tcPr>
-          <w:p>
-            <w:r>
-              <w:t xml:space="preserve">Stripe</w:t>
-            </w:r>
-          </w:p>
-        </w:tc>
-        <w:tc>
-          <w:tcPr>
-            <w:tcW w:type="dxa" w:w="2337"/>
-          </w:tcPr>
-          <w:p>
-            <w:r>
-              <w:t xml:space="preserve">HTTPS + webhook</w:t>
-            </w:r>
-          </w:p>
-        </w:tc>
-        <w:tc>
-          <w:tcPr>
-            <w:tcW w:type="dxa" w:w="2337"/>
-          </w:tcPr>
-          <w:p>
-            <w:r>
-              <w:t xml:space="preserve">Thanh toán khóa học</w:t>
-            </w:r>
-          </w:p>
-        </w:tc>
-      </w:tr>
-      <w:tr>
-        <w:tc>
-          <w:tcPr>
-            <w:tcW w:type="dxa" w:w="2337"/>
-          </w:tcPr>
-          <w:p>
-            <w:r>
-              <w:t xml:space="preserve">2</w:t>
-            </w:r>
-          </w:p>
-        </w:tc>
-        <w:tc>
-          <w:tcPr>
-            <w:tcW w:type="dxa" w:w="2337"/>
-          </w:tcPr>
-          <w:p>
-            <w:r>
-              <w:t xml:space="preserve">AWS S3</w:t>
-            </w:r>
-          </w:p>
-        </w:tc>
-        <w:tc>
-          <w:tcPr>
-            <w:tcW w:type="dxa" w:w="2337"/>
-          </w:tcPr>
-          <w:p>
-            <w:r>
-              <w:t xml:space="preserve">HTTPS (SDK)</w:t>
-            </w:r>
-          </w:p>
-        </w:tc>
-        <w:tc>
-          <w:tcPr>
-            <w:tcW w:type="dxa" w:w="2337"/>
-          </w:tcPr>
-          <w:p>
-            <w:r>
-              <w:t xml:space="preserve">Lưu file CCCD, media</w:t>
-            </w:r>
-          </w:p>
-        </w:tc>
-      </w:tr>
-    </w:tbl>
-    <w:p>
-      <w:pPr>
-        <w:pStyle w:val="AHeading2"/>
-      </w:pPr>
-      <w:r>
-        <w:t>Thiết kế bảo mật</w:t>
-      </w:r>
-    </w:p>
-    <w:p>
-      <w:pPr>
-        <w:pStyle w:val="ETCContent"/>
-      </w:pPr>
-      <w:r>
-        <w:t xml:space="preserve">Guards Nest; mã hóa mật khẩu; scrub log; internal token proctoring; audit PII.</w:t>
-      </w:r>
-    </w:p>
-    <w:p>
-      <w:pPr>
-        <w:pStyle w:val="AHeading3"/>
-      </w:pPr>
-      <w:r>
-        <w:t>Xác thực và phân quyền</w:t>
-      </w:r>
-    </w:p>
-    <w:p>
-      <w:pPr>
-        <w:pStyle w:val="ETCContent"/>
-      </w:pPr>
-      <w:r>
-        <w:t xml:space="preserve">Auth module: register, verify email, reset password; JWT cho student/instructor; internal token HMAC cho proctoring.</w:t>
-      </w:r>
-    </w:p>
-    <w:p>
-      <w:pPr>
-        <w:pStyle w:val="AHeading3"/>
-      </w:pPr>
-      <w:r>
-        <w:t>Bảo vệ dữ liệu</w:t>
-      </w:r>
-    </w:p>
-    <w:p>
-      <w:pPr>
-        <w:pStyle w:val="ETCContent"/>
-      </w:pPr>
-      <w:r>
-        <w:t xml:space="preserve">PII hạn chế: ảnh eKYC, ghi proctoring.pii_audit_log; mã hóa transit TLS.</w:t>
-      </w:r>
-    </w:p>
-    <w:p>
-      <w:pPr>
-        <w:pStyle w:val="AHeading2"/>
-      </w:pPr>
-      <w:r>
-        <w:t>Ma trận truy xuất nguồn gốc</w:t>
-      </w:r>
-    </w:p>
-    <w:p>
-      <w:pPr>
-        <w:pStyle w:val="ETCContent"/>
-      </w:pPr>
-      <w:r>
-        <w:t xml:space="preserve">F-001..F-024: features theo services (học tập, thi, giảng viên, identity, commerce, trust); TC-UI-001..024; TC-API-001..027; tkct.modules; architecture.apis; code-facts.json đồng bộ route.</w:t>
-      </w:r>
-    </w:p>
-    <w:tbl>
-      <w:tblPr>
-        <w:tblStyle w:val="TableGrid"/>
-        <w:tblW w:type="auto" w:w="0"/>
-        <w:tblLook w:firstColumn="1" w:firstRow="1" w:lastColumn="0" w:lastRow="0" w:noHBand="0" w:noVBand="1" w:val="04A0"/>
-      </w:tblPr>
-      <w:tblGrid>
-        <w:gridCol w:w="1870"/>
-        <w:gridCol w:w="1870"/>
-        <w:gridCol w:w="1870"/>
-        <w:gridCol w:w="1870"/>
-        <w:gridCol w:w="1870"/>
-      </w:tblGrid>
-      <w:tr>
-        <w:tc>
-          <w:tcPr>
-            <w:tcW w:type="dxa" w:w="1870"/>
-          </w:tcPr>
-          <w:p>
-            <w:r>
-              <w:rPr>
-                <w:b/>
-              </w:rPr>
-              <w:t>STT</w:t>
-            </w:r>
-          </w:p>
-        </w:tc>
-        <w:tc>
-          <w:tcPr>
-            <w:tcW w:type="dxa" w:w="1870"/>
-          </w:tcPr>
-          <w:p>
-            <w:r>
-              <w:rPr>
-                <w:b/>
-              </w:rPr>
-              <w:t>Chức năng</w:t>
-            </w:r>
-          </w:p>
-        </w:tc>
-        <w:tc>
-          <w:tcPr>
-            <w:tcW w:type="dxa" w:w="1870"/>
-          </w:tcPr>
-          <w:p>
-            <w:r>
-              <w:rPr>
-                <w:b/>
-              </w:rPr>
-              <w:t>Mã chức năng</w:t>
-            </w:r>
-          </w:p>
-        </w:tc>
-        <w:tc>
-          <w:tcPr>
-            <w:tcW w:type="dxa" w:w="1870"/>
-          </w:tcPr>
-          <w:p>
-            <w:r>
-              <w:rPr>
-                <w:b/>
-              </w:rPr>
-              <w:t>Phân hệ</w:t>
-            </w:r>
-          </w:p>
-        </w:tc>
-        <w:tc>
-          <w:tcPr>
-            <w:tcW w:type="dxa" w:w="1870"/>
-          </w:tcPr>
-          <w:p>
-            <w:r>
-              <w:rPr>
-                <w:b/>
-              </w:rPr>
-              <w:t>Mô tả</w:t>
-            </w:r>
-          </w:p>
-        </w:tc>
-      </w:tr>
-      <w:tr>
-        <w:tc>
-          <w:tcPr>
-            <w:tcW w:type="dxa" w:w="1870"/>
-          </w:tcPr>
-          <w:p>
-            <w:r>
-              <w:t xml:space="preserve">1</w:t>
-            </w:r>
-          </w:p>
-        </w:tc>
-        <w:tc>
-          <w:tcPr>
-            <w:tcW w:type="dxa" w:w="1870"/>
-          </w:tcPr>
-          <w:p>
-            <w:r>
-              <w:t xml:space="preserve">Duyệt danh mục khóa học</w:t>
-            </w:r>
-          </w:p>
-        </w:tc>
-        <w:tc>
-          <w:tcPr>
-            <w:tcW w:type="dxa" w:w="1870"/>
-          </w:tcPr>
-          <w:p>
-            <w:r>
-              <w:t xml:space="preserve">F-001</w:t>
-            </w:r>
-          </w:p>
-        </w:tc>
-        <w:tc>
-          <w:tcPr>
-            <w:tcW w:type="dxa" w:w="1870"/>
-          </w:tcPr>
-          <w:p>
-            <w:r>
-              <w:t xml:space="preserve">Học tập (Học viên)</w:t>
-            </w:r>
-          </w:p>
-        </w:tc>
-        <w:tc>
-          <w:tcPr>
-            <w:tcW w:type="dxa" w:w="1870"/>
-          </w:tcPr>
-          <w:p>
-            <w:r>
-              <w:t xml:space="preserve">Học viên xem danh sách khóa học công khai, lọc tiến độ và tìm kiếm.</w:t>
-            </w:r>
-          </w:p>
-        </w:tc>
-      </w:tr>
-      <w:tr>
-        <w:tc>
-          <w:tcPr>
-            <w:tcW w:type="dxa" w:w="1870"/>
-          </w:tcPr>
-          <w:p>
-            <w:r>
-              <w:t xml:space="preserve">2</w:t>
-            </w:r>
-          </w:p>
-        </w:tc>
-        <w:tc>
-          <w:tcPr>
-            <w:tcW w:type="dxa" w:w="1870"/>
-          </w:tcPr>
-          <w:p>
-            <w:r>
-              <w:t xml:space="preserve">Xem chi tiết khóa học  chương trình</w:t>
-            </w:r>
-          </w:p>
-        </w:tc>
-        <w:tc>
-          <w:tcPr>
-            <w:tcW w:type="dxa" w:w="1870"/>
-          </w:tcPr>
-          <w:p>
-            <w:r>
-              <w:t xml:space="preserve">F-002</w:t>
-            </w:r>
-          </w:p>
-        </w:tc>
-        <w:tc>
-          <w:tcPr>
-            <w:tcW w:type="dxa" w:w="1870"/>
-          </w:tcPr>
-          <w:p>
-            <w:r>
-              <w:t xml:space="preserve">Học tập (Học viên)</w:t>
-            </w:r>
-          </w:p>
-        </w:tc>
-        <w:tc>
-          <w:tcPr>
-            <w:tcW w:type="dxa" w:w="1870"/>
-          </w:tcPr>
-          <w:p>
-            <w:r>
-              <w:t xml:space="preserve">Xem mô tả, rating, bài giảng trong sidebar, tab Q</w:t>
-            </w:r>
-          </w:p>
-        </w:tc>
-      </w:tr>
-      <w:tr>
-        <w:tc>
-          <w:tcPr>
-            <w:tcW w:type="dxa" w:w="1870"/>
-          </w:tcPr>
-          <w:p>
-            <w:r>
-              <w:t xml:space="preserve">3</w:t>
-            </w:r>
-          </w:p>
-        </w:tc>
-        <w:tc>
-          <w:tcPr>
-            <w:tcW w:type="dxa" w:w="1870"/>
-          </w:tcPr>
-          <w:p>
-            <w:r>
-              <w:t xml:space="preserve">Phát video bài giảng</w:t>
-            </w:r>
-          </w:p>
-        </w:tc>
-        <w:tc>
-          <w:tcPr>
-            <w:tcW w:type="dxa" w:w="1870"/>
-          </w:tcPr>
-          <w:p>
-            <w:r>
-              <w:t xml:space="preserve">F-003</w:t>
-            </w:r>
-          </w:p>
-        </w:tc>
-        <w:tc>
-          <w:tcPr>
-            <w:tcW w:type="dxa" w:w="1870"/>
-          </w:tcPr>
-          <w:p>
-            <w:r>
-              <w:t xml:space="preserve">Học tập (Học viên)</w:t>
-            </w:r>
-          </w:p>
-        </w:tc>
-        <w:tc>
-          <w:tcPr>
-            <w:tcW w:type="dxa" w:w="1870"/>
-          </w:tcPr>
-          <w:p>
-            <w:r>
-              <w:t xml:space="preserve">Trình phát video, thanh tiến độ, đánh dấu hoàn thành bài.</w:t>
-            </w:r>
-          </w:p>
-        </w:tc>
-      </w:tr>
-      <w:tr>
-        <w:tc>
-          <w:tcPr>
-            <w:tcW w:type="dxa" w:w="1870"/>
-          </w:tcPr>
-          <w:p>
-            <w:r>
-              <w:t xml:space="preserve">4</w:t>
-            </w:r>
-          </w:p>
-        </w:tc>
-        <w:tc>
-          <w:tcPr>
-            <w:tcW w:type="dxa" w:w="1870"/>
-          </w:tcPr>
-          <w:p>
-            <w:r>
-              <w:t xml:space="preserve">Hỏi đáp trên khóa học (Q)</w:t>
-            </w:r>
-          </w:p>
-        </w:tc>
-        <w:tc>
-          <w:tcPr>
-            <w:tcW w:type="dxa" w:w="1870"/>
-          </w:tcPr>
-          <w:p>
-            <w:r>
-              <w:t xml:space="preserve">F-010</w:t>
-            </w:r>
-          </w:p>
-        </w:tc>
-        <w:tc>
-          <w:tcPr>
-            <w:tcW w:type="dxa" w:w="1870"/>
-          </w:tcPr>
-          <w:p>
-            <w:r>
-              <w:t xml:space="preserve">Học tập (Học viên)</w:t>
-            </w:r>
-          </w:p>
-        </w:tc>
-        <w:tc>
-          <w:tcPr>
-            <w:tcW w:type="dxa" w:w="1870"/>
-          </w:tcPr>
-          <w:p>
-            <w:r>
-              <w:t xml:space="preserve">Học viên xem thread Q, đặt câu hỏi; giảng viên/trợ giảng trả lời qua API student/courses/:courseId/qa.</w:t>
-            </w:r>
-          </w:p>
-        </w:tc>
-      </w:tr>
-      <w:tr>
-        <w:tc>
-          <w:tcPr>
-            <w:tcW w:type="dxa" w:w="1870"/>
-          </w:tcPr>
-          <w:p>
-            <w:r>
-              <w:t xml:space="preserve">5</w:t>
-            </w:r>
-          </w:p>
-        </w:tc>
-        <w:tc>
-          <w:tcPr>
-            <w:tcW w:type="dxa" w:w="1870"/>
-          </w:tcPr>
-          <w:p>
-            <w:r>
-              <w:t xml:space="preserve">Đánh dấu hoàn thành bài giảng</w:t>
-            </w:r>
-          </w:p>
-        </w:tc>
-        <w:tc>
-          <w:tcPr>
-            <w:tcW w:type="dxa" w:w="1870"/>
-          </w:tcPr>
-          <w:p>
-            <w:r>
-              <w:t xml:space="preserve">F-011</w:t>
-            </w:r>
-          </w:p>
-        </w:tc>
-        <w:tc>
-          <w:tcPr>
-            <w:tcW w:type="dxa" w:w="1870"/>
-          </w:tcPr>
-          <w:p>
-            <w:r>
-              <w:t xml:space="preserve">Học tập (Học viên)</w:t>
-            </w:r>
-          </w:p>
-        </w:tc>
-        <w:tc>
-          <w:tcPr>
-            <w:tcW w:type="dxa" w:w="1870"/>
-          </w:tcPr>
-          <w:p>
-            <w:r>
-              <w:t xml:space="preserve">PATCH /student/courses/:courseId/lectures/:lectureId/complete — cập nhật tiến độ học.</w:t>
-            </w:r>
-          </w:p>
-        </w:tc>
-      </w:tr>
-      <w:tr>
-        <w:tc>
-          <w:tcPr>
-            <w:tcW w:type="dxa" w:w="1870"/>
-          </w:tcPr>
-          <w:p>
-            <w:r>
-              <w:t xml:space="preserve">6</w:t>
-            </w:r>
-          </w:p>
-        </w:tc>
-        <w:tc>
-          <w:tcPr>
-            <w:tcW w:type="dxa" w:w="1870"/>
-          </w:tcPr>
-          <w:p>
-            <w:r>
-              <w:t xml:space="preserve">Xem lịch thi sắp tới</w:t>
-            </w:r>
-          </w:p>
-        </w:tc>
-        <w:tc>
-          <w:tcPr>
-            <w:tcW w:type="dxa" w:w="1870"/>
-          </w:tcPr>
-          <w:p>
-            <w:r>
-              <w:t xml:space="preserve">F-004</w:t>
-            </w:r>
-          </w:p>
-        </w:tc>
-        <w:tc>
-          <w:tcPr>
-            <w:tcW w:type="dxa" w:w="1870"/>
-          </w:tcPr>
-          <w:p>
-            <w:r>
-              <w:t xml:space="preserve">Thi  giám sát</w:t>
-            </w:r>
-          </w:p>
-        </w:tc>
-        <w:tc>
-          <w:tcPr>
-            <w:tcW w:type="dxa" w:w="1870"/>
-          </w:tcPr>
-          <w:p>
-            <w:r>
-              <w:t xml:space="preserve">Danh sách lịch thi, trạng thái, hoãn thi, đăng ký dự thi.</w:t>
-            </w:r>
-          </w:p>
-        </w:tc>
-      </w:tr>
-      <w:tr>
-        <w:tc>
-          <w:tcPr>
-            <w:tcW w:type="dxa" w:w="1870"/>
-          </w:tcPr>
-          <w:p>
-            <w:r>
-              <w:t xml:space="preserve">7</w:t>
-            </w:r>
-          </w:p>
-        </w:tc>
-        <w:tc>
-          <w:tcPr>
-            <w:tcW w:type="dxa" w:w="1870"/>
-          </w:tcPr>
-          <w:p>
-            <w:r>
-              <w:t xml:space="preserve">Quy trình eKYC trước khi vào thi</w:t>
-            </w:r>
-          </w:p>
-        </w:tc>
-        <w:tc>
-          <w:tcPr>
-            <w:tcW w:type="dxa" w:w="1870"/>
-          </w:tcPr>
-          <w:p>
-            <w:r>
-              <w:t xml:space="preserve">F-005</w:t>
-            </w:r>
-          </w:p>
-        </w:tc>
-        <w:tc>
-          <w:tcPr>
-            <w:tcW w:type="dxa" w:w="1870"/>
-          </w:tcPr>
-          <w:p>
-            <w:r>
-              <w:t xml:space="preserve">Thi  giám sát</w:t>
-            </w:r>
-          </w:p>
-        </w:tc>
-        <w:tc>
-          <w:tcPr>
-            <w:tcW w:type="dxa" w:w="1870"/>
-          </w:tcPr>
-          <w:p>
-            <w:r>
-              <w:t xml:space="preserve">Chụp CCCD, ảnh khuôn mặt, so khớp 1:1 theo hướng dẫn hệ thống.</w:t>
-            </w:r>
-          </w:p>
-        </w:tc>
-      </w:tr>
-      <w:tr>
-        <w:tc>
-          <w:tcPr>
-            <w:tcW w:type="dxa" w:w="1870"/>
-          </w:tcPr>
-          <w:p>
-            <w:r>
-              <w:t xml:space="preserve">8</w:t>
-            </w:r>
-          </w:p>
-        </w:tc>
-        <w:tc>
-          <w:tcPr>
-            <w:tcW w:type="dxa" w:w="1870"/>
-          </w:tcPr>
-          <w:p>
-            <w:r>
-              <w:t xml:space="preserve">Vào phòng thi (giám sát)</w:t>
-            </w:r>
-          </w:p>
-        </w:tc>
-        <w:tc>
-          <w:tcPr>
-            <w:tcW w:type="dxa" w:w="1870"/>
-          </w:tcPr>
-          <w:p>
-            <w:r>
-              <w:t xml:space="preserve">F-006</w:t>
-            </w:r>
-          </w:p>
-        </w:tc>
-        <w:tc>
-          <w:tcPr>
-            <w:tcW w:type="dxa" w:w="1870"/>
-          </w:tcPr>
-          <w:p>
-            <w:r>
-              <w:t xml:space="preserve">Thi  giám sát</w:t>
-            </w:r>
-          </w:p>
-        </w:tc>
-        <w:tc>
-          <w:tcPr>
-            <w:tcW w:type="dxa" w:w="1870"/>
-          </w:tcPr>
-          <w:p>
-            <w:r>
-              <w:t xml:space="preserve">Giao diện phòng thi: câu hỏi, thời gian, cảnh báo vi phạm từ proctoring.</w:t>
-            </w:r>
-          </w:p>
-        </w:tc>
-      </w:tr>
-      <w:tr>
-        <w:tc>
-          <w:tcPr>
-            <w:tcW w:type="dxa" w:w="1870"/>
-          </w:tcPr>
-          <w:p>
-            <w:r>
-              <w:t xml:space="preserve">9</w:t>
-            </w:r>
-          </w:p>
-        </w:tc>
-        <w:tc>
-          <w:tcPr>
-            <w:tcW w:type="dxa" w:w="1870"/>
-          </w:tcPr>
-          <w:p>
-            <w:r>
-              <w:t xml:space="preserve">Đăng ký / hủy ứng viên dự thi</w:t>
-            </w:r>
-          </w:p>
-        </w:tc>
-        <w:tc>
-          <w:tcPr>
-            <w:tcW w:type="dxa" w:w="1870"/>
-          </w:tcPr>
-          <w:p>
-            <w:r>
-              <w:t xml:space="preserve">F-012</w:t>
-            </w:r>
-          </w:p>
-        </w:tc>
-        <w:tc>
-          <w:tcPr>
-            <w:tcW w:type="dxa" w:w="1870"/>
-          </w:tcPr>
-          <w:p>
-            <w:r>
-              <w:t xml:space="preserve">Thi  giám sát</w:t>
-            </w:r>
-          </w:p>
-        </w:tc>
-        <w:tc>
-          <w:tcPr>
-            <w:tcW w:type="dxa" w:w="1870"/>
-          </w:tcPr>
-          <w:p>
-            <w:r>
-              <w:t xml:space="preserve">POST /exam-schedules/:id/candidates đăng ký; DELETE /exam-candidates/:id hủy khi được phép.</w:t>
-            </w:r>
-          </w:p>
-        </w:tc>
-      </w:tr>
-      <w:tr>
-        <w:tc>
-          <w:tcPr>
-            <w:tcW w:type="dxa" w:w="1870"/>
-          </w:tcPr>
-          <w:p>
-            <w:r>
-              <w:t xml:space="preserve">10</w:t>
-            </w:r>
-          </w:p>
-        </w:tc>
-        <w:tc>
-          <w:tcPr>
-            <w:tcW w:type="dxa" w:w="1870"/>
-          </w:tcPr>
-          <w:p>
-            <w:r>
-              <w:t xml:space="preserve">Yêu cầu hoãn thi</w:t>
-            </w:r>
-          </w:p>
-        </w:tc>
-        <w:tc>
-          <w:tcPr>
-            <w:tcW w:type="dxa" w:w="1870"/>
-          </w:tcPr>
-          <w:p>
-            <w:r>
-              <w:t xml:space="preserve">F-013</w:t>
-            </w:r>
-          </w:p>
-        </w:tc>
-        <w:tc>
-          <w:tcPr>
-            <w:tcW w:type="dxa" w:w="1870"/>
-          </w:tcPr>
-          <w:p>
-            <w:r>
-              <w:t xml:space="preserve">Thi  giám sát</w:t>
-            </w:r>
-          </w:p>
-        </w:tc>
-        <w:tc>
-          <w:tcPr>
-            <w:tcW w:type="dxa" w:w="1870"/>
-          </w:tcPr>
-          <w:p>
-            <w:r>
-              <w:t xml:space="preserve">POST /exam-candidates/:id/postponement — tạo ticket hoãn theo quy định nghiệp vụ.</w:t>
-            </w:r>
-          </w:p>
-        </w:tc>
-      </w:tr>
-      <w:tr>
-        <w:tc>
-          <w:tcPr>
-            <w:tcW w:type="dxa" w:w="1870"/>
-          </w:tcPr>
-          <w:p>
-            <w:r>
-              <w:t xml:space="preserve">11</w:t>
-            </w:r>
-          </w:p>
-        </w:tc>
-        <w:tc>
-          <w:tcPr>
-            <w:tcW w:type="dxa" w:w="1870"/>
-          </w:tcPr>
-          <w:p>
-            <w:r>
-              <w:t xml:space="preserve">Làm bài: lưu đáp án  nộp bài</w:t>
-            </w:r>
-          </w:p>
-        </w:tc>
-        <w:tc>
-          <w:tcPr>
-            <w:tcW w:type="dxa" w:w="1870"/>
-          </w:tcPr>
-          <w:p>
-            <w:r>
-              <w:t xml:space="preserve">F-014</w:t>
-            </w:r>
-          </w:p>
-        </w:tc>
-        <w:tc>
-          <w:tcPr>
-            <w:tcW w:type="dxa" w:w="1870"/>
-          </w:tcPr>
-          <w:p>
-            <w:r>
-              <w:t xml:space="preserve">Thi  giám sát</w:t>
-            </w:r>
-          </w:p>
-        </w:tc>
-        <w:tc>
-          <w:tcPr>
-            <w:tcW w:type="dxa" w:w="1870"/>
-          </w:tcPr>
-          <w:p>
-            <w:r>
-              <w:t xml:space="preserve">PUT /exam-sessions/:id/answers/:questionId lưu từng câu; POST /exam-sessions/:id/submit nộp bài.</w:t>
-            </w:r>
-          </w:p>
-        </w:tc>
-      </w:tr>
-      <w:tr>
-        <w:tc>
-          <w:tcPr>
-            <w:tcW w:type="dxa" w:w="1870"/>
-          </w:tcPr>
-          <w:p>
-            <w:r>
-              <w:t xml:space="preserve">12</w:t>
-            </w:r>
-          </w:p>
-        </w:tc>
-        <w:tc>
-          <w:tcPr>
-            <w:tcW w:type="dxa" w:w="1870"/>
-          </w:tcPr>
-          <w:p>
-            <w:r>
-              <w:t xml:space="preserve">eKYC: tải ảnh CCCD  selfie, so khớp khuôn mặt</w:t>
-            </w:r>
-          </w:p>
-        </w:tc>
-        <w:tc>
-          <w:tcPr>
-            <w:tcW w:type="dxa" w:w="1870"/>
-          </w:tcPr>
-          <w:p>
-            <w:r>
-              <w:t xml:space="preserve">F-015</w:t>
-            </w:r>
-          </w:p>
-        </w:tc>
-        <w:tc>
-          <w:tcPr>
-            <w:tcW w:type="dxa" w:w="1870"/>
-          </w:tcPr>
-          <w:p>
-            <w:r>
-              <w:t xml:space="preserve">Thi  giám sát</w:t>
-            </w:r>
-          </w:p>
-        </w:tc>
-        <w:tc>
-          <w:tcPr>
-            <w:tcW w:type="dxa" w:w="1870"/>
-          </w:tcPr>
-          <w:p>
-            <w:r>
-              <w:t xml:space="preserve">PATCH cccd-front/back, face-photo; POST face-match; GET /ekyc-sessions/:id theo code-facts.</w:t>
-            </w:r>
-          </w:p>
-        </w:tc>
-      </w:tr>
-      <w:tr>
-        <w:tc>
-          <w:tcPr>
-            <w:tcW w:type="dxa" w:w="1870"/>
-          </w:tcPr>
-          <w:p>
-            <w:r>
-              <w:t xml:space="preserve">13</w:t>
-            </w:r>
-          </w:p>
-        </w:tc>
-        <w:tc>
-          <w:tcPr>
-            <w:tcW w:type="dxa" w:w="1870"/>
-          </w:tcPr>
-          <w:p>
-            <w:r>
-              <w:t xml:space="preserve">Bảng điều khiển giảng viên</w:t>
-            </w:r>
-          </w:p>
-        </w:tc>
-        <w:tc>
-          <w:tcPr>
-            <w:tcW w:type="dxa" w:w="1870"/>
-          </w:tcPr>
-          <w:p>
-            <w:r>
-              <w:t xml:space="preserve">F-007</w:t>
-            </w:r>
-          </w:p>
-        </w:tc>
-        <w:tc>
-          <w:tcPr>
-            <w:tcW w:type="dxa" w:w="1870"/>
-          </w:tcPr>
-          <w:p>
-            <w:r>
-              <w:t xml:space="preserve">Giảng viên  quản lý nội dung</w:t>
-            </w:r>
-          </w:p>
-        </w:tc>
-        <w:tc>
-          <w:tcPr>
-            <w:tcW w:type="dxa" w:w="1870"/>
-          </w:tcPr>
-          <w:p>
-            <w:r>
-              <w:t xml:space="preserve">Tổng quan khóa học, hoạt động gần đây, điều hướng tạo nội dung.</w:t>
-            </w:r>
-          </w:p>
-        </w:tc>
-      </w:tr>
-      <w:tr>
-        <w:tc>
-          <w:tcPr>
-            <w:tcW w:type="dxa" w:w="1870"/>
-          </w:tcPr>
-          <w:p>
-            <w:r>
-              <w:t xml:space="preserve">14</w:t>
-            </w:r>
-          </w:p>
-        </w:tc>
-        <w:tc>
-          <w:tcPr>
-            <w:tcW w:type="dxa" w:w="1870"/>
-          </w:tcPr>
-          <w:p>
-            <w:r>
-              <w:t xml:space="preserve">Danh sách khóa học của tôi</w:t>
-            </w:r>
-          </w:p>
-        </w:tc>
-        <w:tc>
-          <w:tcPr>
-            <w:tcW w:type="dxa" w:w="1870"/>
-          </w:tcPr>
-          <w:p>
-            <w:r>
-              <w:t xml:space="preserve">F-008</w:t>
-            </w:r>
-          </w:p>
-        </w:tc>
-        <w:tc>
-          <w:tcPr>
-            <w:tcW w:type="dxa" w:w="1870"/>
-          </w:tcPr>
-          <w:p>
-            <w:r>
-              <w:t xml:space="preserve">Giảng viên  quản lý nội dung</w:t>
-            </w:r>
-          </w:p>
-        </w:tc>
-        <w:tc>
-          <w:tcPr>
-            <w:tcW w:type="dxa" w:w="1870"/>
-          </w:tcPr>
-          <w:p>
-            <w:r>
-              <w:t xml:space="preserve">CRUD bản thảo, xuất bản, sửa cấu trúc sections/lectures.</w:t>
-            </w:r>
-          </w:p>
-        </w:tc>
-      </w:tr>
-      <w:tr>
-        <w:tc>
-          <w:tcPr>
-            <w:tcW w:type="dxa" w:w="1870"/>
-          </w:tcPr>
-          <w:p>
-            <w:r>
-              <w:t xml:space="preserve">15</w:t>
-            </w:r>
-          </w:p>
-        </w:tc>
-        <w:tc>
-          <w:tcPr>
-            <w:tcW w:type="dxa" w:w="1870"/>
-          </w:tcPr>
-          <w:p>
-            <w:r>
-              <w:t xml:space="preserve">Tạo / chỉnh sửa khóa học</w:t>
-            </w:r>
-          </w:p>
-        </w:tc>
-        <w:tc>
-          <w:tcPr>
-            <w:tcW w:type="dxa" w:w="1870"/>
-          </w:tcPr>
-          <w:p>
-            <w:r>
-              <w:t xml:space="preserve">F-009</w:t>
-            </w:r>
-          </w:p>
-        </w:tc>
-        <w:tc>
-          <w:tcPr>
-            <w:tcW w:type="dxa" w:w="1870"/>
-          </w:tcPr>
-          <w:p>
-            <w:r>
-              <w:t xml:space="preserve">Giảng viên  quản lý nội dung</w:t>
-            </w:r>
-          </w:p>
-        </w:tc>
-        <w:tc>
-          <w:tcPr>
-            <w:tcW w:type="dxa" w:w="1870"/>
-          </w:tcPr>
-          <w:p>
-            <w:r>
-              <w:t xml:space="preserve">Form tiêu đề, mô tả, giá; liên kết với bài thi, sections.</w:t>
-            </w:r>
-          </w:p>
-        </w:tc>
-      </w:tr>
-      <w:tr>
-        <w:tc>
-          <w:tcPr>
-            <w:tcW w:type="dxa" w:w="1870"/>
-          </w:tcPr>
-          <w:p>
-            <w:r>
-              <w:t xml:space="preserve">16</w:t>
-            </w:r>
-          </w:p>
-        </w:tc>
-        <w:tc>
-          <w:tcPr>
-            <w:tcW w:type="dxa" w:w="1870"/>
-          </w:tcPr>
-          <w:p>
-            <w:r>
-              <w:t xml:space="preserve">Ngân hàng câu hỏi</w:t>
-            </w:r>
-          </w:p>
-        </w:tc>
-        <w:tc>
-          <w:tcPr>
-            <w:tcW w:type="dxa" w:w="1870"/>
-          </w:tcPr>
-          <w:p>
-            <w:r>
-              <w:t xml:space="preserve">F-016</w:t>
-            </w:r>
-          </w:p>
-        </w:tc>
-        <w:tc>
-          <w:tcPr>
-            <w:tcW w:type="dxa" w:w="1870"/>
-          </w:tcPr>
-          <w:p>
-            <w:r>
-              <w:t xml:space="preserve">Giảng viên  quản lý nội dung</w:t>
-            </w:r>
-          </w:p>
-        </w:tc>
-        <w:tc>
-          <w:tcPr>
-            <w:tcW w:type="dxa" w:w="1870"/>
-          </w:tcPr>
-          <w:p>
-            <w:r>
-              <w:t xml:space="preserve">CRUD /questions — tạo câu hỏi gắn khóa học, dùng lại khi lắp đề thi.</w:t>
-            </w:r>
-          </w:p>
-        </w:tc>
-      </w:tr>
-      <w:tr>
-        <w:tc>
-          <w:tcPr>
-            <w:tcW w:type="dxa" w:w="1870"/>
-          </w:tcPr>
-          <w:p>
-            <w:r>
-              <w:t xml:space="preserve">17</w:t>
-            </w:r>
-          </w:p>
-        </w:tc>
-        <w:tc>
-          <w:tcPr>
-            <w:tcW w:type="dxa" w:w="1870"/>
-          </w:tcPr>
-          <w:p>
-            <w:r>
-              <w:t xml:space="preserve">Chương học  bài giảng (sections / lectures)</w:t>
-            </w:r>
-          </w:p>
-        </w:tc>
-        <w:tc>
-          <w:tcPr>
-            <w:tcW w:type="dxa" w:w="1870"/>
-          </w:tcPr>
-          <w:p>
-            <w:r>
-              <w:t xml:space="preserve">F-017</w:t>
-            </w:r>
-          </w:p>
-        </w:tc>
-        <w:tc>
-          <w:tcPr>
-            <w:tcW w:type="dxa" w:w="1870"/>
-          </w:tcPr>
-          <w:p>
-            <w:r>
-              <w:t xml:space="preserve">Giảng viên  quản lý nội dung</w:t>
-            </w:r>
-          </w:p>
-        </w:tc>
-        <w:tc>
-          <w:tcPr>
-            <w:tcW w:type="dxa" w:w="1870"/>
-          </w:tcPr>
-          <w:p>
-            <w:r>
-              <w:t xml:space="preserve">GET/POST /courses/:id/sections; GET/POST /sections/:id/lectures; PATCH reorder.</w:t>
-            </w:r>
-          </w:p>
-        </w:tc>
-      </w:tr>
-      <w:tr>
-        <w:tc>
-          <w:tcPr>
-            <w:tcW w:type="dxa" w:w="1870"/>
-          </w:tcPr>
-          <w:p>
-            <w:r>
-              <w:t xml:space="preserve">18</w:t>
-            </w:r>
-          </w:p>
-        </w:tc>
-        <w:tc>
-          <w:tcPr>
-            <w:tcW w:type="dxa" w:w="1870"/>
-          </w:tcPr>
-          <w:p>
-            <w:r>
-              <w:t xml:space="preserve">Đề thi  gắn câu hỏi vào đề</w:t>
-            </w:r>
-          </w:p>
-        </w:tc>
-        <w:tc>
-          <w:tcPr>
-            <w:tcW w:type="dxa" w:w="1870"/>
-          </w:tcPr>
-          <w:p>
-            <w:r>
-              <w:t xml:space="preserve">F-018</w:t>
-            </w:r>
-          </w:p>
-        </w:tc>
-        <w:tc>
-          <w:tcPr>
-            <w:tcW w:type="dxa" w:w="1870"/>
-          </w:tcPr>
-          <w:p>
-            <w:r>
-              <w:t xml:space="preserve">Giảng viên  quản lý nội dung</w:t>
-            </w:r>
-          </w:p>
-        </w:tc>
-        <w:tc>
-          <w:tcPr>
-            <w:tcW w:type="dxa" w:w="1870"/>
-          </w:tcPr>
-          <w:p>
-            <w:r>
-              <w:t xml:space="preserve">GET/POST/PATCH/DELETE /courses/:id/exams và questions trên đề.</w:t>
-            </w:r>
-          </w:p>
-        </w:tc>
-      </w:tr>
-      <w:tr>
-        <w:tc>
-          <w:tcPr>
-            <w:tcW w:type="dxa" w:w="1870"/>
-          </w:tcPr>
-          <w:p>
-            <w:r>
-              <w:t xml:space="preserve">19</w:t>
-            </w:r>
-          </w:p>
-        </w:tc>
-        <w:tc>
-          <w:tcPr>
-            <w:tcW w:type="dxa" w:w="1870"/>
-          </w:tcPr>
-          <w:p>
-            <w:r>
-              <w:t xml:space="preserve">Xuất bản  gỡ xuất bản khóa học</w:t>
-            </w:r>
-          </w:p>
-        </w:tc>
-        <w:tc>
-          <w:tcPr>
-            <w:tcW w:type="dxa" w:w="1870"/>
-          </w:tcPr>
-          <w:p>
-            <w:r>
-              <w:t xml:space="preserve">F-019</w:t>
-            </w:r>
-          </w:p>
-        </w:tc>
-        <w:tc>
-          <w:tcPr>
-            <w:tcW w:type="dxa" w:w="1870"/>
-          </w:tcPr>
-          <w:p>
-            <w:r>
-              <w:t xml:space="preserve">Giảng viên  quản lý nội dung</w:t>
-            </w:r>
-          </w:p>
-        </w:tc>
-        <w:tc>
-          <w:tcPr>
-            <w:tcW w:type="dxa" w:w="1870"/>
-          </w:tcPr>
-          <w:p>
-            <w:r>
-              <w:t xml:space="preserve">POST /courses/:id/publish và /unpublish — chuyển trạng thái catalog.</w:t>
-            </w:r>
-          </w:p>
-        </w:tc>
-      </w:tr>
-      <w:tr>
-        <w:tc>
-          <w:tcPr>
-            <w:tcW w:type="dxa" w:w="1870"/>
-          </w:tcPr>
-          <w:p>
-            <w:r>
-              <w:t xml:space="preserve">20</w:t>
-            </w:r>
-          </w:p>
-        </w:tc>
-        <w:tc>
-          <w:tcPr>
-            <w:tcW w:type="dxa" w:w="1870"/>
-          </w:tcPr>
-          <w:p>
-            <w:r>
-              <w:t xml:space="preserve">Đăng ký  xác minh email</w:t>
-            </w:r>
-          </w:p>
-        </w:tc>
-        <w:tc>
-          <w:tcPr>
-            <w:tcW w:type="dxa" w:w="1870"/>
-          </w:tcPr>
-          <w:p>
-            <w:r>
-              <w:t xml:space="preserve">F-020</w:t>
-            </w:r>
-          </w:p>
-        </w:tc>
-        <w:tc>
-          <w:tcPr>
-            <w:tcW w:type="dxa" w:w="1870"/>
-          </w:tcPr>
-          <w:p>
-            <w:r>
-              <w:t xml:space="preserve">Tài khoản  phiên đăng nhập</w:t>
-            </w:r>
-          </w:p>
-        </w:tc>
-        <w:tc>
-          <w:tcPr>
-            <w:tcW w:type="dxa" w:w="1870"/>
-          </w:tcPr>
-          <w:p>
-            <w:r>
-              <w:t xml:space="preserve">POST /auth/register, /auth/verify-email, /auth/resend-verification.</w:t>
-            </w:r>
-          </w:p>
-        </w:tc>
-      </w:tr>
-      <w:tr>
-        <w:tc>
-          <w:tcPr>
-            <w:tcW w:type="dxa" w:w="1870"/>
-          </w:tcPr>
-          <w:p>
-            <w:r>
-              <w:t xml:space="preserve">21</w:t>
-            </w:r>
-          </w:p>
-        </w:tc>
-        <w:tc>
-          <w:tcPr>
-            <w:tcW w:type="dxa" w:w="1870"/>
-          </w:tcPr>
-          <w:p>
-            <w:r>
-              <w:t xml:space="preserve">Quên mật khẩu  đặt lại</w:t>
-            </w:r>
-          </w:p>
-        </w:tc>
-        <w:tc>
-          <w:tcPr>
-            <w:tcW w:type="dxa" w:w="1870"/>
-          </w:tcPr>
-          <w:p>
-            <w:r>
-              <w:t xml:space="preserve">F-021</w:t>
-            </w:r>
-          </w:p>
-        </w:tc>
-        <w:tc>
-          <w:tcPr>
-            <w:tcW w:type="dxa" w:w="1870"/>
-          </w:tcPr>
-          <w:p>
-            <w:r>
-              <w:t xml:space="preserve">Tài khoản  phiên đăng nhập</w:t>
-            </w:r>
-          </w:p>
-        </w:tc>
-        <w:tc>
-          <w:tcPr>
-            <w:tcW w:type="dxa" w:w="1870"/>
-          </w:tcPr>
-          <w:p>
-            <w:r>
-              <w:t xml:space="preserve">POST /auth/forgot-password, /auth/reset-password; PATCH /auth/update-password khi đã đăng nhập.</w:t>
-            </w:r>
-          </w:p>
-        </w:tc>
-      </w:tr>
-      <w:tr>
-        <w:tc>
-          <w:tcPr>
-            <w:tcW w:type="dxa" w:w="1870"/>
-          </w:tcPr>
-          <w:p>
-            <w:r>
-              <w:t xml:space="preserve">22</w:t>
-            </w:r>
-          </w:p>
-        </w:tc>
-        <w:tc>
-          <w:tcPr>
-            <w:tcW w:type="dxa" w:w="1870"/>
-          </w:tcPr>
-          <w:p>
-            <w:r>
-              <w:t xml:space="preserve">Thanh toán khóa học (Stripe)</w:t>
-            </w:r>
-          </w:p>
-        </w:tc>
-        <w:tc>
-          <w:tcPr>
-            <w:tcW w:type="dxa" w:w="1870"/>
-          </w:tcPr>
-          <w:p>
-            <w:r>
-              <w:t xml:space="preserve">F-022</w:t>
-            </w:r>
-          </w:p>
-        </w:tc>
-        <w:tc>
-          <w:tcPr>
-            <w:tcW w:type="dxa" w:w="1870"/>
-          </w:tcPr>
-          <w:p>
-            <w:r>
-              <w:t xml:space="preserve">Thanh toán</w:t>
-            </w:r>
-          </w:p>
-        </w:tc>
-        <w:tc>
-          <w:tcPr>
-            <w:tcW w:type="dxa" w:w="1870"/>
-          </w:tcPr>
-          <w:p>
-            <w:r>
-              <w:t xml:space="preserve">POST /payments/create-intent; GET /payments lịch sử; webhook /payments/webhook chữ ký Stripe.</w:t>
-            </w:r>
-          </w:p>
-        </w:tc>
-      </w:tr>
-      <w:tr>
-        <w:tc>
-          <w:tcPr>
-            <w:tcW w:type="dxa" w:w="1870"/>
-          </w:tcPr>
-          <w:p>
-            <w:r>
-              <w:t xml:space="preserve">23</w:t>
-            </w:r>
-          </w:p>
-        </w:tc>
-        <w:tc>
-          <w:tcPr>
-            <w:tcW w:type="dxa" w:w="1870"/>
-          </w:tcPr>
-          <w:p>
-            <w:r>
-              <w:t xml:space="preserve">Xác minh chứng chỉ công khai</w:t>
-            </w:r>
-          </w:p>
-        </w:tc>
-        <w:tc>
-          <w:tcPr>
-            <w:tcW w:type="dxa" w:w="1870"/>
-          </w:tcPr>
-          <w:p>
-            <w:r>
-              <w:t xml:space="preserve">F-023</w:t>
-            </w:r>
-          </w:p>
-        </w:tc>
-        <w:tc>
-          <w:tcPr>
-            <w:tcW w:type="dxa" w:w="1870"/>
-          </w:tcPr>
-          <w:p>
-            <w:r>
-              <w:t xml:space="preserve">Chứng chỉ  tích hợp hệ thống</w:t>
-            </w:r>
-          </w:p>
-        </w:tc>
-        <w:tc>
-          <w:tcPr>
-            <w:tcW w:type="dxa" w:w="1870"/>
-          </w:tcPr>
-          <w:p>
-            <w:r>
-              <w:t xml:space="preserve">GET /certificates/verify/:verifyCode — không cần JWT.</w:t>
-            </w:r>
-          </w:p>
-        </w:tc>
-      </w:tr>
-      <w:tr>
-        <w:tc>
-          <w:tcPr>
-            <w:tcW w:type="dxa" w:w="1870"/>
-          </w:tcPr>
-          <w:p>
-            <w:r>
-              <w:t xml:space="preserve">24</w:t>
-            </w:r>
-          </w:p>
-        </w:tc>
-        <w:tc>
-          <w:tcPr>
-            <w:tcW w:type="dxa" w:w="1870"/>
-          </w:tcPr>
-          <w:p>
-            <w:r>
-              <w:t xml:space="preserve">Giám sát thi: WebSocket  API nội bộ</w:t>
-            </w:r>
-          </w:p>
-        </w:tc>
-        <w:tc>
-          <w:tcPr>
-            <w:tcW w:type="dxa" w:w="1870"/>
-          </w:tcPr>
-          <w:p>
-            <w:r>
-              <w:t xml:space="preserve">F-024</w:t>
-            </w:r>
-          </w:p>
-        </w:tc>
-        <w:tc>
-          <w:tcPr>
-            <w:tcW w:type="dxa" w:w="1870"/>
-          </w:tcPr>
-          <w:p>
-            <w:r>
-              <w:t xml:space="preserve">Chứng chỉ  tích hợp hệ thống</w:t>
-            </w:r>
-          </w:p>
-        </w:tc>
-        <w:tc>
-          <w:tcPr>
-            <w:tcW w:type="dxa" w:w="1870"/>
-          </w:tcPr>
-          <w:p>
-            <w:r>
-              <w:t xml:space="preserve">WS /exam-sessions/:session_id/ws (Fastify); POST/GET /internal/exam-sessions/:id/violations|state với internal token.</w:t>
+              <w:t xml:space="preserve">API cấp token và bảo vệ endpoint bằng JWT.</w:t>
             </w:r>
           </w:p>
         </w:tc>
@@ -10623,7 +9191,7 @@
       <w:rPr>
         <w:noProof/>
       </w:rPr>
-      <w:t xml:space="preserve">EDUPROCTOR-LMS - Tài liệu thiết kế chi tiết</w:t>
+      <w:t xml:space="preserve">EDUPROCTOR-2026 - Tài liệu thiết kế chi tiết</w:t>
       <w:tab/>
       <w:tab/>
       <w:t xml:space="preserve">Phiên bản: 1.0</w:t>
